--- a/Course/1 Component 1 - Computer Systems/1.4 Data Types, Data Structures and Boolean Algebra/00 Topic Resources/6 End-of-Topic Worksheet (editable).docx
+++ b/Course/1 Component 1 - Computer Systems/1.4 Data Types, Data Structures and Boolean Algebra/00 Topic Resources/6 End-of-Topic Worksheet (editable).docx
@@ -7,6 +7,10 @@
         <w:pStyle w:val="Heading1"/>
       </w:pPr>
       <w:r>
+        <w:rPr>
+          <w:b w:val="0"/>
+          <w:i w:val="0"/>
+        </w:rPr>
         <w:t>Worksheet — 1.4 Data Types, Data Structures &amp; Boolean Algebra</w:t>
       </w:r>
     </w:p>
@@ -14,6 +18,7 @@
       <w:r>
         <w:rPr>
           <w:b/>
+          <w:i w:val="0"/>
         </w:rPr>
         <w:t>Name: ______________________  Date: ______________</w:t>
       </w:r>
@@ -21,6 +26,7 @@
     <w:p>
       <w:r>
         <w:rPr>
+          <w:b w:val="0"/>
           <w:i/>
         </w:rPr>
         <w:t>OCR A Level Computer Science (H446) · Component 01 · 1.4.1 Data types · 1.4.2 Data structures · 1.4.3 Boolean algebra</w:t>
@@ -30,6 +36,7 @@
       <w:r>
         <w:rPr>
           <w:b/>
+          <w:i w:val="0"/>
         </w:rPr>
         <w:t>Time: ~60 min.  SHOW ALL WORKING.</w:t>
       </w:r>
@@ -46,6 +53,10 @@
         <w:pStyle w:val="Heading2"/>
       </w:pPr>
       <w:r>
+        <w:rPr>
+          <w:b w:val="0"/>
+          <w:i w:val="0"/>
+        </w:rPr>
         <w:t>Section A — Skills practice</w:t>
       </w:r>
     </w:p>
@@ -54,20 +65,33 @@
         <w:pStyle w:val="Heading3"/>
       </w:pPr>
       <w:r>
+        <w:rPr>
+          <w:b w:val="0"/>
+          <w:i w:val="0"/>
+        </w:rPr>
         <w:t>Activity 1 — Conversion drill (denary ↔ binary ↔ hex)</w:t>
       </w:r>
     </w:p>
     <w:p>
       <w:r>
+        <w:rPr>
+          <w:b w:val="0"/>
+          <w:i w:val="0"/>
+        </w:rPr>
         <w:t xml:space="preserve">All binary values are </w:t>
       </w:r>
       <w:r>
         <w:rPr>
           <w:b/>
+          <w:i w:val="0"/>
         </w:rPr>
         <w:t>8-bit unsigned</w:t>
       </w:r>
       <w:r>
+        <w:rPr>
+          <w:b w:val="0"/>
+          <w:i w:val="0"/>
+        </w:rPr>
         <w:t>. Fill in every blank cell. Use the place-value headers to help.</w:t>
       </w:r>
     </w:p>
@@ -75,6 +99,8 @@
       <w:r>
         <w:rPr>
           <w:rFonts w:ascii="Consolas" w:hAnsi="Consolas"/>
+          <w:b w:val="0"/>
+          <w:i w:val="0"/>
           <w:sz w:val="19"/>
         </w:rPr>
         <w:t>| 128 | 64 | 32 | 16 | 8 | 4 | 2 | 1 |</w:t>
@@ -107,6 +133,7 @@
             <w:r>
               <w:rPr>
                 <w:b/>
+                <w:i w:val="0"/>
               </w:rPr>
               <w:t>#</w:t>
             </w:r>
@@ -126,6 +153,7 @@
             <w:r>
               <w:rPr>
                 <w:b/>
+                <w:i w:val="0"/>
               </w:rPr>
               <w:t>Denary</w:t>
             </w:r>
@@ -145,6 +173,7 @@
             <w:r>
               <w:rPr>
                 <w:b/>
+                <w:i w:val="0"/>
               </w:rPr>
               <w:t>Binary (8-bit)</w:t>
             </w:r>
@@ -164,6 +193,7 @@
             <w:r>
               <w:rPr>
                 <w:b/>
+                <w:i w:val="0"/>
               </w:rPr>
               <w:t>Hex</w:t>
             </w:r>
@@ -178,6 +208,10 @@
           <w:p>
             <w:r/>
             <w:r>
+              <w:rPr>
+                <w:b w:val="0"/>
+                <w:i w:val="0"/>
+              </w:rPr>
               <w:t>1</w:t>
             </w:r>
           </w:p>
@@ -189,6 +223,10 @@
           <w:p>
             <w:r/>
             <w:r>
+              <w:rPr>
+                <w:b w:val="0"/>
+                <w:i w:val="0"/>
+              </w:rPr>
               <w:t>217</w:t>
             </w:r>
           </w:p>
@@ -218,6 +256,10 @@
           <w:p>
             <w:r/>
             <w:r>
+              <w:rPr>
+                <w:b w:val="0"/>
+                <w:i w:val="0"/>
+              </w:rPr>
               <w:t>2</w:t>
             </w:r>
           </w:p>
@@ -239,6 +281,8 @@
             <w:r>
               <w:rPr>
                 <w:rFonts w:ascii="Consolas" w:hAnsi="Consolas"/>
+                <w:b w:val="0"/>
+                <w:i w:val="0"/>
                 <w:sz w:val="19"/>
               </w:rPr>
               <w:t>10101101</w:t>
@@ -262,6 +306,10 @@
           <w:p>
             <w:r/>
             <w:r>
+              <w:rPr>
+                <w:b w:val="0"/>
+                <w:i w:val="0"/>
+              </w:rPr>
               <w:t>3</w:t>
             </w:r>
           </w:p>
@@ -291,6 +339,8 @@
             <w:r>
               <w:rPr>
                 <w:rFonts w:ascii="Consolas" w:hAnsi="Consolas"/>
+                <w:b w:val="0"/>
+                <w:i w:val="0"/>
                 <w:sz w:val="19"/>
               </w:rPr>
               <w:t>5A</w:t>
@@ -306,6 +356,10 @@
           <w:p>
             <w:r/>
             <w:r>
+              <w:rPr>
+                <w:b w:val="0"/>
+                <w:i w:val="0"/>
+              </w:rPr>
               <w:t>4</w:t>
             </w:r>
           </w:p>
@@ -317,6 +371,10 @@
           <w:p>
             <w:r/>
             <w:r>
+              <w:rPr>
+                <w:b w:val="0"/>
+                <w:i w:val="0"/>
+              </w:rPr>
               <w:t>202</w:t>
             </w:r>
           </w:p>
@@ -346,6 +404,10 @@
           <w:p>
             <w:r/>
             <w:r>
+              <w:rPr>
+                <w:b w:val="0"/>
+                <w:i w:val="0"/>
+              </w:rPr>
               <w:t>5</w:t>
             </w:r>
           </w:p>
@@ -367,6 +429,8 @@
             <w:r>
               <w:rPr>
                 <w:rFonts w:ascii="Consolas" w:hAnsi="Consolas"/>
+                <w:b w:val="0"/>
+                <w:i w:val="0"/>
                 <w:sz w:val="19"/>
               </w:rPr>
               <w:t>00101111</w:t>
@@ -390,6 +454,10 @@
           <w:p>
             <w:r/>
             <w:r>
+              <w:rPr>
+                <w:b w:val="0"/>
+                <w:i w:val="0"/>
+              </w:rPr>
               <w:t>6</w:t>
             </w:r>
           </w:p>
@@ -401,6 +469,10 @@
           <w:p>
             <w:r/>
             <w:r>
+              <w:rPr>
+                <w:b w:val="0"/>
+                <w:i w:val="0"/>
+              </w:rPr>
               <w:t>190</w:t>
             </w:r>
           </w:p>
@@ -430,6 +502,10 @@
           <w:p>
             <w:r/>
             <w:r>
+              <w:rPr>
+                <w:b w:val="0"/>
+                <w:i w:val="0"/>
+              </w:rPr>
               <w:t>7</w:t>
             </w:r>
           </w:p>
@@ -459,6 +535,8 @@
             <w:r>
               <w:rPr>
                 <w:rFonts w:ascii="Consolas" w:hAnsi="Consolas"/>
+                <w:b w:val="0"/>
+                <w:i w:val="0"/>
                 <w:sz w:val="19"/>
               </w:rPr>
               <w:t>2D</w:t>
@@ -474,6 +552,10 @@
           <w:p>
             <w:r/>
             <w:r>
+              <w:rPr>
+                <w:b w:val="0"/>
+                <w:i w:val="0"/>
+              </w:rPr>
               <w:t>8</w:t>
             </w:r>
           </w:p>
@@ -495,6 +577,8 @@
             <w:r>
               <w:rPr>
                 <w:rFonts w:ascii="Consolas" w:hAnsi="Consolas"/>
+                <w:b w:val="0"/>
+                <w:i w:val="0"/>
                 <w:sz w:val="19"/>
               </w:rPr>
               <w:t>10110011</w:t>
@@ -516,12 +600,17 @@
       <w:r>
         <w:rPr>
           <w:b/>
+          <w:i w:val="0"/>
         </w:rPr>
         <w:t>Working space:</w:t>
       </w:r>
     </w:p>
     <w:p>
       <w:r>
+        <w:rPr>
+          <w:b w:val="0"/>
+          <w:i w:val="0"/>
+        </w:rPr>
         <w:t>&lt;br&gt;&lt;br&gt;&lt;br&gt;&lt;br&gt;</w:t>
       </w:r>
     </w:p>
@@ -537,16 +626,25 @@
         <w:pStyle w:val="Heading3"/>
       </w:pPr>
       <w:r>
+        <w:rPr>
+          <w:b w:val="0"/>
+          <w:i w:val="0"/>
+        </w:rPr>
         <w:t>Activity 2 — Two's complement (8-bit signed, range −128 to +127)</w:t>
       </w:r>
     </w:p>
     <w:p>
       <w:r>
+        <w:rPr>
+          <w:b w:val="0"/>
+          <w:i w:val="0"/>
+        </w:rPr>
         <w:t xml:space="preserve">Reminder: </w:t>
       </w:r>
       <w:r>
         <w:rPr>
           <w:b/>
+          <w:i w:val="0"/>
         </w:rPr>
         <w:t>to find −x, invert ALL bits then ADD 1.</w:t>
       </w:r>
@@ -555,10 +653,15 @@
       <w:r>
         <w:rPr>
           <w:b/>
+          <w:i w:val="0"/>
         </w:rPr>
         <w:t>(a)</w:t>
       </w:r>
       <w:r>
+        <w:rPr>
+          <w:b w:val="0"/>
+          <w:i w:val="0"/>
+        </w:rPr>
         <w:t xml:space="preserve"> Represent each of these denary values in 8-bit two's complement:</w:t>
       </w:r>
     </w:p>
@@ -587,6 +690,7 @@
             <w:r>
               <w:rPr>
                 <w:b/>
+                <w:i w:val="0"/>
               </w:rPr>
               <w:t>Denary</w:t>
             </w:r>
@@ -606,6 +710,7 @@
             <w:r>
               <w:rPr>
                 <w:b/>
+                <w:i w:val="0"/>
               </w:rPr>
               <w:t>8-bit two's complement</w:t>
             </w:r>
@@ -620,6 +725,10 @@
           <w:p>
             <w:r/>
             <w:r>
+              <w:rPr>
+                <w:b w:val="0"/>
+                <w:i w:val="0"/>
+              </w:rPr>
               <w:t>−20</w:t>
             </w:r>
           </w:p>
@@ -641,6 +750,10 @@
           <w:p>
             <w:r/>
             <w:r>
+              <w:rPr>
+                <w:b w:val="0"/>
+                <w:i w:val="0"/>
+              </w:rPr>
               <w:t>−100</w:t>
             </w:r>
           </w:p>
@@ -662,6 +775,10 @@
           <w:p>
             <w:r/>
             <w:r>
+              <w:rPr>
+                <w:b w:val="0"/>
+                <w:i w:val="0"/>
+              </w:rPr>
               <w:t>−1</w:t>
             </w:r>
           </w:p>
@@ -679,11 +796,19 @@
     <w:p/>
     <w:p>
       <w:r>
+        <w:rPr>
+          <w:b w:val="0"/>
+          <w:i w:val="0"/>
+        </w:rPr>
         <w:t>Working:</w:t>
       </w:r>
     </w:p>
     <w:p>
       <w:r>
+        <w:rPr>
+          <w:b w:val="0"/>
+          <w:i w:val="0"/>
+        </w:rPr>
         <w:t>&lt;br&gt;&lt;br&gt;</w:t>
       </w:r>
     </w:p>
@@ -691,28 +816,43 @@
       <w:r>
         <w:rPr>
           <w:b/>
+          <w:i w:val="0"/>
         </w:rPr>
         <w:t>(b)</w:t>
       </w:r>
       <w:r>
+        <w:rPr>
+          <w:b w:val="0"/>
+          <w:i w:val="0"/>
+        </w:rPr>
         <w:t xml:space="preserve"> Carry out these subtractions using </w:t>
       </w:r>
       <w:r>
         <w:rPr>
           <w:b/>
+          <w:i w:val="0"/>
         </w:rPr>
         <w:t>A + (−B)</w:t>
       </w:r>
       <w:r>
+        <w:rPr>
+          <w:b w:val="0"/>
+          <w:i w:val="0"/>
+        </w:rPr>
         <w:t xml:space="preserve"> in 8-bit two's complement. Show A, the two's complement of B, the addition, and </w:t>
       </w:r>
       <w:r>
         <w:rPr>
           <w:b/>
+          <w:i w:val="0"/>
         </w:rPr>
         <w:t>discard the final carry</w:t>
       </w:r>
       <w:r>
+        <w:rPr>
+          <w:b w:val="0"/>
+          <w:i w:val="0"/>
+        </w:rPr>
         <w:t xml:space="preserve"> out of the MSB. State the denary result.</w:t>
       </w:r>
     </w:p>
@@ -720,6 +860,7 @@
       <w:r>
         <w:rPr>
           <w:b/>
+          <w:i w:val="0"/>
         </w:rPr>
         <w:t>(i)  35 − 18</w:t>
       </w:r>
@@ -744,24 +885,18 @@
     </w:p>
     <w:p>
       <w:r>
-        <w:t xml:space="preserve">Denary result = </w:t>
-      </w:r>
-      <w:r>
-        <w:rPr>
-          <w:b/>
-        </w:rPr>
-        <w:t>_</w:t>
-      </w:r>
-      <w:r>
-        <w:rPr>
-          <w:b/>
-        </w:rPr>
+        <w:rPr>
+          <w:b w:val="0"/>
+          <w:i w:val="0"/>
+        </w:rPr>
+        <w:t>Denary result = ________</w:t>
       </w:r>
     </w:p>
     <w:p>
       <w:r>
         <w:rPr>
           <w:b/>
+          <w:i w:val="0"/>
         </w:rPr>
         <w:t>(ii)  20 − 50</w:t>
       </w:r>
@@ -786,42 +921,11 @@
     </w:p>
     <w:p>
       <w:r>
-        <w:t xml:space="preserve">Denary result = </w:t>
-      </w:r>
-      <w:r>
-        <w:rPr>
-          <w:b/>
-        </w:rPr>
-        <w:t>_</w:t>
-      </w:r>
-      <w:r>
-        <w:rPr>
-          <w:b/>
-        </w:rPr>
-        <w:t xml:space="preserve">_  (Is the result negative? How does the MSB tell you?) </w:t>
-      </w:r>
-      <w:r>
-        <w:rPr>
-          <w:b/>
-        </w:rPr>
-        <w:t>_</w:t>
-      </w:r>
-      <w:r>
-        <w:rPr>
-          <w:b/>
-        </w:rPr>
-        <w:t>_</w:t>
-      </w:r>
-      <w:r>
-        <w:rPr>
-          <w:b/>
-        </w:rPr>
-        <w:t>_</w:t>
-      </w:r>
-      <w:r>
-        <w:rPr>
-          <w:b/>
-        </w:rPr>
+        <w:rPr>
+          <w:b w:val="0"/>
+          <w:i w:val="0"/>
+        </w:rPr>
+        <w:t>Denary result = ________  (Is the result negative? How does the MSB tell you?) ____________________</w:t>
       </w:r>
     </w:p>
     <w:p>
@@ -836,38 +940,61 @@
         <w:pStyle w:val="Heading3"/>
       </w:pPr>
       <w:r>
+        <w:rPr>
+          <w:b w:val="0"/>
+          <w:i w:val="0"/>
+        </w:rPr>
         <w:t>Activity 3 — Floating-point normalisation</w:t>
       </w:r>
     </w:p>
     <w:p>
       <w:r>
+        <w:rPr>
+          <w:b w:val="0"/>
+          <w:i w:val="0"/>
+        </w:rPr>
         <w:t xml:space="preserve">A floating-point number is stored as </w:t>
       </w:r>
       <w:r>
         <w:rPr>
           <w:b/>
+          <w:i w:val="0"/>
         </w:rPr>
         <w:t>value = mantissa × 2^exponent</w:t>
       </w:r>
       <w:r>
+        <w:rPr>
+          <w:b w:val="0"/>
+          <w:i w:val="0"/>
+        </w:rPr>
         <w:t xml:space="preserve">, with the mantissa and exponent both in </w:t>
       </w:r>
       <w:r>
         <w:rPr>
           <w:b/>
+          <w:i w:val="0"/>
         </w:rPr>
         <w:t>two's complement</w:t>
       </w:r>
       <w:r>
+        <w:rPr>
+          <w:b w:val="0"/>
+          <w:i w:val="0"/>
+        </w:rPr>
         <w:t xml:space="preserve">, and the binary point assumed </w:t>
       </w:r>
       <w:r>
         <w:rPr>
           <w:b/>
+          <w:i w:val="0"/>
         </w:rPr>
         <w:t>after the first (sign) bit of the mantissa</w:t>
       </w:r>
       <w:r>
+        <w:rPr>
+          <w:b w:val="0"/>
+          <w:i w:val="0"/>
+        </w:rPr>
         <w:t>.</w:t>
       </w:r>
     </w:p>
@@ -875,54 +1002,86 @@
       <w:r>
         <w:rPr>
           <w:b/>
+          <w:i w:val="0"/>
         </w:rPr>
         <w:t>Normalisation rule:</w:t>
       </w:r>
       <w:r>
+        <w:rPr>
+          <w:b w:val="0"/>
+          <w:i w:val="0"/>
+        </w:rPr>
         <w:t xml:space="preserve"> a positive number's mantissa must start </w:t>
       </w:r>
       <w:r>
         <w:rPr>
           <w:rFonts w:ascii="Consolas" w:hAnsi="Consolas"/>
+          <w:b w:val="0"/>
+          <w:i w:val="0"/>
           <w:sz w:val="19"/>
         </w:rPr>
         <w:t>0.1…</w:t>
       </w:r>
       <w:r>
+        <w:rPr>
+          <w:b w:val="0"/>
+          <w:i w:val="0"/>
+        </w:rPr>
         <w:t xml:space="preserve">; a negative number's must start </w:t>
       </w:r>
       <w:r>
         <w:rPr>
           <w:rFonts w:ascii="Consolas" w:hAnsi="Consolas"/>
+          <w:b w:val="0"/>
+          <w:i w:val="0"/>
           <w:sz w:val="19"/>
         </w:rPr>
         <w:t>1.0…</w:t>
       </w:r>
       <w:r>
+        <w:rPr>
+          <w:b w:val="0"/>
+          <w:i w:val="0"/>
+        </w:rPr>
         <w:t>.</w:t>
       </w:r>
     </w:p>
     <w:p>
       <w:r>
+        <w:rPr>
+          <w:b w:val="0"/>
+          <w:i w:val="0"/>
+        </w:rPr>
         <w:t xml:space="preserve">You are given the </w:t>
       </w:r>
       <w:r>
         <w:rPr>
           <w:b/>
+          <w:i w:val="0"/>
         </w:rPr>
         <w:t>un-normalised</w:t>
       </w:r>
       <w:r>
+        <w:rPr>
+          <w:b w:val="0"/>
+          <w:i w:val="0"/>
+        </w:rPr>
         <w:t xml:space="preserve"> positive mantissa </w:t>
       </w:r>
       <w:r>
         <w:rPr>
           <w:rFonts w:ascii="Consolas" w:hAnsi="Consolas"/>
+          <w:b w:val="0"/>
+          <w:i w:val="0"/>
           <w:sz w:val="19"/>
         </w:rPr>
         <w:t>0.0001101</w:t>
       </w:r>
       <w:r>
+        <w:rPr>
+          <w:b w:val="0"/>
+          <w:i w:val="0"/>
+        </w:rPr>
         <w:t xml:space="preserve"> (binary point after the first bit). Normalise it.</w:t>
       </w:r>
     </w:p>
@@ -930,233 +1089,132 @@
       <w:r>
         <w:rPr>
           <w:b/>
+          <w:i w:val="0"/>
         </w:rPr>
         <w:t>(a)</w:t>
       </w:r>
       <w:r>
+        <w:rPr>
+          <w:b w:val="0"/>
+          <w:i w:val="0"/>
+        </w:rPr>
         <w:t xml:space="preserve"> How many places, and in which direction, must the point move so the mantissa starts </w:t>
       </w:r>
       <w:r>
         <w:rPr>
           <w:rFonts w:ascii="Consolas" w:hAnsi="Consolas"/>
+          <w:b w:val="0"/>
+          <w:i w:val="0"/>
           <w:sz w:val="19"/>
         </w:rPr>
         <w:t>0.1…</w:t>
       </w:r>
       <w:r>
-        <w:t xml:space="preserve">?  </w:t>
-      </w:r>
-      <w:r>
-        <w:rPr>
-          <w:b/>
-        </w:rPr>
-        <w:t>_</w:t>
-      </w:r>
-      <w:r>
-        <w:rPr>
-          <w:b/>
-        </w:rPr>
-        <w:t>_</w:t>
-      </w:r>
-      <w:r>
-        <w:rPr>
-          <w:b/>
-        </w:rPr>
-        <w:t>_</w:t>
-      </w:r>
-      <w:r>
-        <w:rPr>
-          <w:b/>
-        </w:rPr>
-        <w:t>_</w:t>
-      </w:r>
-      <w:r>
-        <w:rPr>
-          <w:b/>
-        </w:rPr>
+        <w:rPr>
+          <w:b w:val="0"/>
+          <w:i w:val="0"/>
+        </w:rPr>
+        <w:t>?  ________________________</w:t>
       </w:r>
     </w:p>
     <w:p>
       <w:r>
         <w:rPr>
           <w:b/>
+          <w:i w:val="0"/>
         </w:rPr>
         <w:t>(b)</w:t>
       </w:r>
       <w:r>
+        <w:rPr>
+          <w:b w:val="0"/>
+          <w:i w:val="0"/>
+        </w:rPr>
         <w:t xml:space="preserve"> Moving the point that direction — does the exponent </w:t>
       </w:r>
       <w:r>
         <w:rPr>
           <w:b/>
+          <w:i w:val="0"/>
         </w:rPr>
         <w:t>increase</w:t>
       </w:r>
       <w:r>
+        <w:rPr>
+          <w:b w:val="0"/>
+          <w:i w:val="0"/>
+        </w:rPr>
         <w:t xml:space="preserve"> or </w:t>
       </w:r>
       <w:r>
         <w:rPr>
           <w:b/>
+          <w:i w:val="0"/>
         </w:rPr>
         <w:t>decrease</w:t>
       </w:r>
       <w:r>
-        <w:t xml:space="preserve">?  </w:t>
-      </w:r>
-      <w:r>
-        <w:rPr>
-          <w:b/>
-        </w:rPr>
-        <w:t>_</w:t>
-      </w:r>
-      <w:r>
-        <w:rPr>
-          <w:b/>
-        </w:rPr>
-        <w:t>_</w:t>
-      </w:r>
-      <w:r>
-        <w:rPr>
-          <w:b/>
-        </w:rPr>
+        <w:rPr>
+          <w:b w:val="0"/>
+          <w:i w:val="0"/>
+        </w:rPr>
+        <w:t>?  ____________</w:t>
       </w:r>
     </w:p>
     <w:p>
       <w:r>
         <w:rPr>
           <w:b/>
+          <w:i w:val="0"/>
         </w:rPr>
         <w:t>(c)</w:t>
       </w:r>
       <w:r>
-        <w:t xml:space="preserve"> Write the normalised mantissa: </w:t>
-      </w:r>
-      <w:r>
-        <w:rPr>
-          <w:b/>
-        </w:rPr>
-        <w:t>_</w:t>
-      </w:r>
-      <w:r>
-        <w:rPr>
-          <w:b/>
-        </w:rPr>
-        <w:t>_</w:t>
-      </w:r>
-      <w:r>
-        <w:rPr>
-          <w:b/>
-        </w:rPr>
-        <w:t>_</w:t>
-      </w:r>
-      <w:r>
-        <w:rPr>
-          <w:b/>
-        </w:rPr>
-        <w:t>_</w:t>
+        <w:rPr>
+          <w:b w:val="0"/>
+          <w:i w:val="0"/>
+        </w:rPr>
+        <w:t xml:space="preserve"> Write the normalised mantissa: ____________________</w:t>
       </w:r>
     </w:p>
     <w:p>
       <w:r>
         <w:rPr>
           <w:b/>
+          <w:i w:val="0"/>
         </w:rPr>
         <w:t>(d)</w:t>
       </w:r>
       <w:r>
-        <w:t xml:space="preserve"> Write the exponent (in denary) needed so the value is unchanged: </w:t>
-      </w:r>
-      <w:r>
-        <w:rPr>
-          <w:b/>
-        </w:rPr>
-        <w:t>_</w:t>
-      </w:r>
-      <w:r>
-        <w:rPr>
-          <w:b/>
-        </w:rPr>
-        <w:t>_</w:t>
-      </w:r>
-      <w:r>
-        <w:rPr>
-          <w:b/>
-        </w:rPr>
+        <w:rPr>
+          <w:b w:val="0"/>
+          <w:i w:val="0"/>
+        </w:rPr>
+        <w:t xml:space="preserve"> Write the exponent (in denary) needed so the value is unchanged: ____________</w:t>
       </w:r>
     </w:p>
     <w:p>
       <w:r>
         <w:rPr>
           <w:b/>
+          <w:i w:val="0"/>
         </w:rPr>
         <w:t>(e)</w:t>
       </w:r>
       <w:r>
-        <w:t xml:space="preserve"> In one sentence, why do we normalise?  </w:t>
-      </w:r>
-      <w:r>
-        <w:rPr>
-          <w:b/>
-        </w:rPr>
-        <w:t>_</w:t>
-      </w:r>
-      <w:r>
-        <w:rPr>
-          <w:b/>
-        </w:rPr>
-        <w:t>_</w:t>
-      </w:r>
-      <w:r>
-        <w:rPr>
-          <w:b/>
-        </w:rPr>
-        <w:t>_</w:t>
-      </w:r>
-      <w:r>
-        <w:rPr>
-          <w:b/>
-        </w:rPr>
-        <w:t>_</w:t>
-      </w:r>
-      <w:r>
-        <w:rPr>
-          <w:b/>
-        </w:rPr>
-        <w:t>_</w:t>
-      </w:r>
-      <w:r>
-        <w:rPr>
-          <w:b/>
-        </w:rPr>
-        <w:t>_</w:t>
-      </w:r>
-      <w:r>
-        <w:rPr>
-          <w:b/>
-        </w:rPr>
-        <w:t>_</w:t>
-      </w:r>
-      <w:r>
-        <w:rPr>
-          <w:b/>
-        </w:rPr>
-        <w:t>_</w:t>
-      </w:r>
-      <w:r>
-        <w:rPr>
-          <w:b/>
-        </w:rPr>
-        <w:t>_</w:t>
-      </w:r>
-      <w:r>
-        <w:rPr>
-          <w:b/>
-        </w:rPr>
+        <w:rPr>
+          <w:b w:val="0"/>
+          <w:i w:val="0"/>
+        </w:rPr>
+        <w:t xml:space="preserve"> In one sentence, why do we normalise?  ________________________________________________</w:t>
       </w:r>
     </w:p>
     <w:p>
       <w:r>
+        <w:rPr>
+          <w:b w:val="0"/>
+          <w:i w:val="0"/>
+        </w:rPr>
         <w:t>&lt;br&gt;</w:t>
       </w:r>
     </w:p>
@@ -1172,29 +1230,47 @@
         <w:pStyle w:val="Heading3"/>
       </w:pPr>
       <w:r>
+        <w:rPr>
+          <w:b w:val="0"/>
+          <w:i w:val="0"/>
+        </w:rPr>
         <w:t>Activity 4 — Binary shifts</w:t>
       </w:r>
     </w:p>
     <w:p>
       <w:r>
+        <w:rPr>
+          <w:b w:val="0"/>
+          <w:i w:val="0"/>
+        </w:rPr>
         <w:t xml:space="preserve">For each, give the </w:t>
       </w:r>
       <w:r>
         <w:rPr>
           <w:b/>
+          <w:i w:val="0"/>
         </w:rPr>
         <w:t>resulting 8-bit pattern</w:t>
       </w:r>
       <w:r>
+        <w:rPr>
+          <w:b w:val="0"/>
+          <w:i w:val="0"/>
+        </w:rPr>
         <w:t xml:space="preserve"> AND state the </w:t>
       </w:r>
       <w:r>
         <w:rPr>
           <w:b/>
+          <w:i w:val="0"/>
         </w:rPr>
         <w:t>operation/effect</w:t>
       </w:r>
       <w:r>
+        <w:rPr>
+          <w:b w:val="0"/>
+          <w:i w:val="0"/>
+        </w:rPr>
         <w:t xml:space="preserve"> (direction and × or ÷ 2ⁿ). Bits shifted off the end are lost.</w:t>
       </w:r>
     </w:p>
@@ -1202,166 +1278,110 @@
       <w:r>
         <w:rPr>
           <w:b/>
+          <w:i w:val="0"/>
         </w:rPr>
         <w:t>(a)</w:t>
       </w:r>
       <w:r>
+        <w:rPr>
+          <w:b w:val="0"/>
+          <w:i w:val="0"/>
+        </w:rPr>
         <w:t xml:space="preserve"> </w:t>
       </w:r>
       <w:r>
         <w:rPr>
           <w:rFonts w:ascii="Consolas" w:hAnsi="Consolas"/>
+          <w:b w:val="0"/>
+          <w:i w:val="0"/>
           <w:sz w:val="19"/>
         </w:rPr>
         <w:t>00010110</w:t>
       </w:r>
       <w:r>
+        <w:rPr>
+          <w:b w:val="0"/>
+          <w:i w:val="0"/>
+        </w:rPr>
         <w:t xml:space="preserve"> shifted </w:t>
       </w:r>
       <w:r>
         <w:rPr>
           <w:b/>
+          <w:i w:val="0"/>
         </w:rPr>
         <w:t>logical left by 2</w:t>
       </w:r>
       <w:r>
+        <w:rPr>
+          <w:b w:val="0"/>
+          <w:i w:val="0"/>
+        </w:rPr>
         <w:t>:</w:t>
       </w:r>
     </w:p>
     <w:p>
       <w:r>
-        <w:t xml:space="preserve">Result = </w:t>
-      </w:r>
-      <w:r>
-        <w:rPr>
-          <w:b/>
-        </w:rPr>
-        <w:t>_</w:t>
-      </w:r>
-      <w:r>
-        <w:rPr>
-          <w:b/>
-        </w:rPr>
-        <w:t xml:space="preserve">_   Effect = </w:t>
-      </w:r>
-      <w:r>
-        <w:rPr>
-          <w:b/>
-        </w:rPr>
-        <w:t>_</w:t>
-      </w:r>
-      <w:r>
-        <w:rPr>
-          <w:b/>
-        </w:rPr>
-        <w:t>_</w:t>
-      </w:r>
-      <w:r>
-        <w:rPr>
-          <w:b/>
-        </w:rPr>
-        <w:t>_</w:t>
-      </w:r>
-      <w:r>
-        <w:rPr>
-          <w:b/>
-        </w:rPr>
-        <w:t>_</w:t>
-      </w:r>
-      <w:r>
-        <w:rPr>
-          <w:b/>
-        </w:rPr>
-        <w:t>_</w:t>
-      </w:r>
-      <w:r>
-        <w:rPr>
-          <w:b/>
-        </w:rPr>
-        <w:t>_</w:t>
+        <w:rPr>
+          <w:b w:val="0"/>
+          <w:i w:val="0"/>
+        </w:rPr>
+        <w:t>Result = ________   Effect = ________________________________</w:t>
       </w:r>
     </w:p>
     <w:p>
       <w:r>
         <w:rPr>
           <w:b/>
+          <w:i w:val="0"/>
         </w:rPr>
         <w:t>(b)</w:t>
       </w:r>
       <w:r>
+        <w:rPr>
+          <w:b w:val="0"/>
+          <w:i w:val="0"/>
+        </w:rPr>
         <w:t xml:space="preserve"> </w:t>
       </w:r>
       <w:r>
         <w:rPr>
           <w:rFonts w:ascii="Consolas" w:hAnsi="Consolas"/>
+          <w:b w:val="0"/>
+          <w:i w:val="0"/>
           <w:sz w:val="19"/>
         </w:rPr>
         <w:t>10110000</w:t>
       </w:r>
       <w:r>
+        <w:rPr>
+          <w:b w:val="0"/>
+          <w:i w:val="0"/>
+        </w:rPr>
         <w:t xml:space="preserve"> shifted </w:t>
       </w:r>
       <w:r>
         <w:rPr>
           <w:b/>
+          <w:i w:val="0"/>
         </w:rPr>
         <w:t>logical right by 3</w:t>
       </w:r>
       <w:r>
+        <w:rPr>
+          <w:b w:val="0"/>
+          <w:i w:val="0"/>
+        </w:rPr>
         <w:t>:</w:t>
       </w:r>
     </w:p>
     <w:p>
       <w:r>
-        <w:t xml:space="preserve">Result = </w:t>
-      </w:r>
-      <w:r>
-        <w:rPr>
-          <w:b/>
-        </w:rPr>
-        <w:t>_</w:t>
-      </w:r>
-      <w:r>
-        <w:rPr>
-          <w:b/>
-        </w:rPr>
-        <w:t xml:space="preserve">_   Effect = </w:t>
-      </w:r>
-      <w:r>
-        <w:rPr>
-          <w:b/>
-        </w:rPr>
-        <w:t>_</w:t>
-      </w:r>
-      <w:r>
-        <w:rPr>
-          <w:b/>
-        </w:rPr>
-        <w:t>_</w:t>
-      </w:r>
-      <w:r>
-        <w:rPr>
-          <w:b/>
-        </w:rPr>
-        <w:t>_</w:t>
-      </w:r>
-      <w:r>
-        <w:rPr>
-          <w:b/>
-        </w:rPr>
-        <w:t>_</w:t>
-      </w:r>
-      <w:r>
-        <w:rPr>
-          <w:b/>
-        </w:rPr>
-        <w:t>_</w:t>
-      </w:r>
-      <w:r>
-        <w:rPr>
-          <w:b/>
-        </w:rPr>
-        <w:t>_</w:t>
+        <w:rPr>
+          <w:b w:val="0"/>
+          <w:i w:val="0"/>
+        </w:rPr>
+        <w:t>Result = ________   Effect = ________________________________</w:t>
       </w:r>
     </w:p>
     <w:p>
@@ -1376,6 +1396,10 @@
         <w:pStyle w:val="Heading3"/>
       </w:pPr>
       <w:r>
+        <w:rPr>
+          <w:b w:val="0"/>
+          <w:i w:val="0"/>
+        </w:rPr>
         <w:t>Activity 5 — Data structures</w:t>
       </w:r>
     </w:p>
@@ -1383,10 +1407,15 @@
       <w:r>
         <w:rPr>
           <w:b/>
+          <w:i w:val="0"/>
         </w:rPr>
         <w:t>(a) Match</w:t>
       </w:r>
       <w:r>
+        <w:rPr>
+          <w:b w:val="0"/>
+          <w:i w:val="0"/>
+        </w:rPr>
         <w:t xml:space="preserve"> each structure (1–10) to its description (A–J). Write the letter.</w:t>
       </w:r>
     </w:p>
@@ -1415,6 +1444,7 @@
             <w:r>
               <w:rPr>
                 <w:b/>
+                <w:i w:val="0"/>
               </w:rPr>
               <w:t>Structure</w:t>
             </w:r>
@@ -1434,6 +1464,7 @@
             <w:r>
               <w:rPr>
                 <w:b/>
+                <w:i w:val="0"/>
               </w:rPr>
               <w:t>Letter</w:t>
             </w:r>
@@ -1448,6 +1479,10 @@
           <w:p>
             <w:r/>
             <w:r>
+              <w:rPr>
+                <w:b w:val="0"/>
+                <w:i w:val="0"/>
+              </w:rPr>
               <w:t>1. Array</w:t>
             </w:r>
           </w:p>
@@ -1469,6 +1504,10 @@
           <w:p>
             <w:r/>
             <w:r>
+              <w:rPr>
+                <w:b w:val="0"/>
+                <w:i w:val="0"/>
+              </w:rPr>
               <w:t>2. Record</w:t>
             </w:r>
           </w:p>
@@ -1490,6 +1529,10 @@
           <w:p>
             <w:r/>
             <w:r>
+              <w:rPr>
+                <w:b w:val="0"/>
+                <w:i w:val="0"/>
+              </w:rPr>
               <w:t>3. List</w:t>
             </w:r>
           </w:p>
@@ -1511,6 +1554,10 @@
           <w:p>
             <w:r/>
             <w:r>
+              <w:rPr>
+                <w:b w:val="0"/>
+                <w:i w:val="0"/>
+              </w:rPr>
               <w:t>4. Tuple</w:t>
             </w:r>
           </w:p>
@@ -1532,6 +1579,10 @@
           <w:p>
             <w:r/>
             <w:r>
+              <w:rPr>
+                <w:b w:val="0"/>
+                <w:i w:val="0"/>
+              </w:rPr>
               <w:t>5. Linked list</w:t>
             </w:r>
           </w:p>
@@ -1553,6 +1604,10 @@
           <w:p>
             <w:r/>
             <w:r>
+              <w:rPr>
+                <w:b w:val="0"/>
+                <w:i w:val="0"/>
+              </w:rPr>
               <w:t>6. Stack</w:t>
             </w:r>
           </w:p>
@@ -1574,6 +1629,10 @@
           <w:p>
             <w:r/>
             <w:r>
+              <w:rPr>
+                <w:b w:val="0"/>
+                <w:i w:val="0"/>
+              </w:rPr>
               <w:t>7. Queue</w:t>
             </w:r>
           </w:p>
@@ -1595,6 +1654,10 @@
           <w:p>
             <w:r/>
             <w:r>
+              <w:rPr>
+                <w:b w:val="0"/>
+                <w:i w:val="0"/>
+              </w:rPr>
               <w:t>8. Tree</w:t>
             </w:r>
           </w:p>
@@ -1616,6 +1679,10 @@
           <w:p>
             <w:r/>
             <w:r>
+              <w:rPr>
+                <w:b w:val="0"/>
+                <w:i w:val="0"/>
+              </w:rPr>
               <w:t>9. BST</w:t>
             </w:r>
           </w:p>
@@ -1637,6 +1704,10 @@
           <w:p>
             <w:r/>
             <w:r>
+              <w:rPr>
+                <w:b w:val="0"/>
+                <w:i w:val="0"/>
+              </w:rPr>
               <w:t>10. Hash table</w:t>
             </w:r>
           </w:p>
@@ -1656,6 +1727,7 @@
       <w:r>
         <w:rPr>
           <w:b/>
+          <w:i w:val="0"/>
         </w:rPr>
         <w:t>Descriptions:</w:t>
       </w:r>
@@ -1667,10 +1739,15 @@
       <w:r>
         <w:rPr>
           <w:b/>
+          <w:i w:val="0"/>
         </w:rPr>
         <w:t>A.</w:t>
       </w:r>
       <w:r>
+        <w:rPr>
+          <w:b w:val="0"/>
+          <w:i w:val="0"/>
+        </w:rPr>
         <w:t xml:space="preserve"> FIFO; enqueue at the rear, dequeue at the front.</w:t>
       </w:r>
     </w:p>
@@ -1681,10 +1758,15 @@
       <w:r>
         <w:rPr>
           <w:b/>
+          <w:i w:val="0"/>
         </w:rPr>
         <w:t>B.</w:t>
       </w:r>
       <w:r>
+        <w:rPr>
+          <w:b w:val="0"/>
+          <w:i w:val="0"/>
+        </w:rPr>
         <w:t xml:space="preserve"> Fixed-size, same-type collection accessed by index (0-based), O(1) access.</w:t>
       </w:r>
     </w:p>
@@ -1695,19 +1777,29 @@
       <w:r>
         <w:rPr>
           <w:b/>
+          <w:i w:val="0"/>
         </w:rPr>
         <w:t>C.</w:t>
       </w:r>
       <w:r>
+        <w:rPr>
+          <w:b w:val="0"/>
+          <w:i w:val="0"/>
+        </w:rPr>
         <w:t xml:space="preserve"> Ordered, </w:t>
       </w:r>
       <w:r>
         <w:rPr>
           <w:b/>
+          <w:i w:val="0"/>
         </w:rPr>
         <w:t>immutable</w:t>
       </w:r>
       <w:r>
+        <w:rPr>
+          <w:b w:val="0"/>
+          <w:i w:val="0"/>
+        </w:rPr>
         <w:t xml:space="preserve"> sequence — cannot be changed once created.</w:t>
       </w:r>
     </w:p>
@@ -1718,10 +1810,15 @@
       <w:r>
         <w:rPr>
           <w:b/>
+          <w:i w:val="0"/>
         </w:rPr>
         <w:t>D.</w:t>
       </w:r>
       <w:r>
+        <w:rPr>
+          <w:b w:val="0"/>
+          <w:i w:val="0"/>
+        </w:rPr>
         <w:t xml:space="preserve"> Connected, acyclic structure with a root, parents, children and leaves.</w:t>
       </w:r>
     </w:p>
@@ -1732,10 +1829,15 @@
       <w:r>
         <w:rPr>
           <w:b/>
+          <w:i w:val="0"/>
         </w:rPr>
         <w:t>E.</w:t>
       </w:r>
       <w:r>
+        <w:rPr>
+          <w:b w:val="0"/>
+          <w:i w:val="0"/>
+        </w:rPr>
         <w:t xml:space="preserve"> Keys mapped to indices via a hash function for ~O(1) lookup; two keys to one index = a collision.</w:t>
       </w:r>
     </w:p>
@@ -1746,10 +1848,15 @@
       <w:r>
         <w:rPr>
           <w:b/>
+          <w:i w:val="0"/>
         </w:rPr>
         <w:t>F.</w:t>
       </w:r>
       <w:r>
+        <w:rPr>
+          <w:b w:val="0"/>
+          <w:i w:val="0"/>
+        </w:rPr>
         <w:t xml:space="preserve"> Nodes of data + a pointer to the next; head pointer, last points to null; no random access.</w:t>
       </w:r>
     </w:p>
@@ -1760,19 +1867,29 @@
       <w:r>
         <w:rPr>
           <w:b/>
+          <w:i w:val="0"/>
         </w:rPr>
         <w:t>G.</w:t>
       </w:r>
       <w:r>
+        <w:rPr>
+          <w:b w:val="0"/>
+          <w:i w:val="0"/>
+        </w:rPr>
         <w:t xml:space="preserve"> Collection of named fields that may hold </w:t>
       </w:r>
       <w:r>
         <w:rPr>
           <w:b/>
+          <w:i w:val="0"/>
         </w:rPr>
         <w:t>different</w:t>
       </w:r>
       <w:r>
+        <w:rPr>
+          <w:b w:val="0"/>
+          <w:i w:val="0"/>
+        </w:rPr>
         <w:t xml:space="preserve"> types.</w:t>
       </w:r>
     </w:p>
@@ -1783,10 +1900,15 @@
       <w:r>
         <w:rPr>
           <w:b/>
+          <w:i w:val="0"/>
         </w:rPr>
         <w:t>H.</w:t>
       </w:r>
       <w:r>
+        <w:rPr>
+          <w:b w:val="0"/>
+          <w:i w:val="0"/>
+        </w:rPr>
         <w:t xml:space="preserve"> LIFO; push/pop/peek at the top via a stack pointer.</w:t>
       </w:r>
     </w:p>
@@ -1797,10 +1919,15 @@
       <w:r>
         <w:rPr>
           <w:b/>
+          <w:i w:val="0"/>
         </w:rPr>
         <w:t>I.</w:t>
       </w:r>
       <w:r>
+        <w:rPr>
+          <w:b w:val="0"/>
+          <w:i w:val="0"/>
+        </w:rPr>
         <w:t xml:space="preserve"> Binary tree where the left subtree &lt; node &lt; right subtree.</w:t>
       </w:r>
     </w:p>
@@ -1811,19 +1938,29 @@
       <w:r>
         <w:rPr>
           <w:b/>
+          <w:i w:val="0"/>
         </w:rPr>
         <w:t>J.</w:t>
       </w:r>
       <w:r>
+        <w:rPr>
+          <w:b w:val="0"/>
+          <w:i w:val="0"/>
+        </w:rPr>
         <w:t xml:space="preserve"> Ordered, </w:t>
       </w:r>
       <w:r>
         <w:rPr>
           <w:b/>
+          <w:i w:val="0"/>
         </w:rPr>
         <w:t>mutable</w:t>
       </w:r>
       <w:r>
+        <w:rPr>
+          <w:b w:val="0"/>
+          <w:i w:val="0"/>
+        </w:rPr>
         <w:t>, resizable collection; append/insert/remove/index.</w:t>
       </w:r>
     </w:p>
@@ -1831,38 +1968,58 @@
       <w:r>
         <w:rPr>
           <w:b/>
+          <w:i w:val="0"/>
         </w:rPr>
         <w:t>(b) Trace table.</w:t>
       </w:r>
       <w:r>
+        <w:rPr>
+          <w:b w:val="0"/>
+          <w:i w:val="0"/>
+        </w:rPr>
         <w:t xml:space="preserve"> Start with an </w:t>
       </w:r>
       <w:r>
         <w:rPr>
           <w:b/>
+          <w:i w:val="0"/>
         </w:rPr>
         <w:t>empty stack</w:t>
       </w:r>
       <w:r>
+        <w:rPr>
+          <w:b w:val="0"/>
+          <w:i w:val="0"/>
+        </w:rPr>
         <w:t xml:space="preserve"> and an </w:t>
       </w:r>
       <w:r>
         <w:rPr>
           <w:b/>
+          <w:i w:val="0"/>
         </w:rPr>
         <w:t>empty queue</w:t>
       </w:r>
       <w:r>
+        <w:rPr>
+          <w:b w:val="0"/>
+          <w:i w:val="0"/>
+        </w:rPr>
         <w:t>. Apply the operations in order to BOTH structures (push/enqueue the same value, pop/dequeue when shown). Record the contents after each step and the value removed.</w:t>
       </w:r>
     </w:p>
     <w:p>
       <w:r>
+        <w:rPr>
+          <w:b w:val="0"/>
+          <w:i w:val="0"/>
+        </w:rPr>
         <w:t xml:space="preserve">Operations in order: </w:t>
       </w:r>
       <w:r>
         <w:rPr>
           <w:b/>
+          <w:i w:val="0"/>
         </w:rPr>
         <w:t>add 7, add 3, add 9, remove, add 5, remove.</w:t>
       </w:r>
@@ -1896,6 +2053,7 @@
             <w:r>
               <w:rPr>
                 <w:b/>
+                <w:i w:val="0"/>
               </w:rPr>
               <w:t>Step</w:t>
             </w:r>
@@ -1915,6 +2073,7 @@
             <w:r>
               <w:rPr>
                 <w:b/>
+                <w:i w:val="0"/>
               </w:rPr>
               <w:t>Operation</w:t>
             </w:r>
@@ -1934,6 +2093,7 @@
             <w:r>
               <w:rPr>
                 <w:b/>
+                <w:i w:val="0"/>
               </w:rPr>
               <w:t>Stack contents (top → bottom)</w:t>
             </w:r>
@@ -1953,6 +2113,7 @@
             <w:r>
               <w:rPr>
                 <w:b/>
+                <w:i w:val="0"/>
               </w:rPr>
               <w:t>Stack removed</w:t>
             </w:r>
@@ -1972,6 +2133,7 @@
             <w:r>
               <w:rPr>
                 <w:b/>
+                <w:i w:val="0"/>
               </w:rPr>
               <w:t>Queue contents (front → rear)</w:t>
             </w:r>
@@ -1991,6 +2153,7 @@
             <w:r>
               <w:rPr>
                 <w:b/>
+                <w:i w:val="0"/>
               </w:rPr>
               <w:t>Queue removed</w:t>
             </w:r>
@@ -2005,6 +2168,10 @@
           <w:p>
             <w:r/>
             <w:r>
+              <w:rPr>
+                <w:b w:val="0"/>
+                <w:i w:val="0"/>
+              </w:rPr>
               <w:t>1</w:t>
             </w:r>
           </w:p>
@@ -2016,6 +2183,10 @@
           <w:p>
             <w:r/>
             <w:r>
+              <w:rPr>
+                <w:b w:val="0"/>
+                <w:i w:val="0"/>
+              </w:rPr>
               <w:t>add 7</w:t>
             </w:r>
           </w:p>
@@ -2035,6 +2206,10 @@
           <w:p>
             <w:r/>
             <w:r>
+              <w:rPr>
+                <w:b w:val="0"/>
+                <w:i w:val="0"/>
+              </w:rPr>
               <w:t>–</w:t>
             </w:r>
           </w:p>
@@ -2054,6 +2229,10 @@
           <w:p>
             <w:r/>
             <w:r>
+              <w:rPr>
+                <w:b w:val="0"/>
+                <w:i w:val="0"/>
+              </w:rPr>
               <w:t>–</w:t>
             </w:r>
           </w:p>
@@ -2067,6 +2246,10 @@
           <w:p>
             <w:r/>
             <w:r>
+              <w:rPr>
+                <w:b w:val="0"/>
+                <w:i w:val="0"/>
+              </w:rPr>
               <w:t>2</w:t>
             </w:r>
           </w:p>
@@ -2078,6 +2261,10 @@
           <w:p>
             <w:r/>
             <w:r>
+              <w:rPr>
+                <w:b w:val="0"/>
+                <w:i w:val="0"/>
+              </w:rPr>
               <w:t>add 3</w:t>
             </w:r>
           </w:p>
@@ -2097,6 +2284,10 @@
           <w:p>
             <w:r/>
             <w:r>
+              <w:rPr>
+                <w:b w:val="0"/>
+                <w:i w:val="0"/>
+              </w:rPr>
               <w:t>–</w:t>
             </w:r>
           </w:p>
@@ -2116,6 +2307,10 @@
           <w:p>
             <w:r/>
             <w:r>
+              <w:rPr>
+                <w:b w:val="0"/>
+                <w:i w:val="0"/>
+              </w:rPr>
               <w:t>–</w:t>
             </w:r>
           </w:p>
@@ -2129,6 +2324,10 @@
           <w:p>
             <w:r/>
             <w:r>
+              <w:rPr>
+                <w:b w:val="0"/>
+                <w:i w:val="0"/>
+              </w:rPr>
               <w:t>3</w:t>
             </w:r>
           </w:p>
@@ -2140,6 +2339,10 @@
           <w:p>
             <w:r/>
             <w:r>
+              <w:rPr>
+                <w:b w:val="0"/>
+                <w:i w:val="0"/>
+              </w:rPr>
               <w:t>add 9</w:t>
             </w:r>
           </w:p>
@@ -2159,6 +2362,10 @@
           <w:p>
             <w:r/>
             <w:r>
+              <w:rPr>
+                <w:b w:val="0"/>
+                <w:i w:val="0"/>
+              </w:rPr>
               <w:t>–</w:t>
             </w:r>
           </w:p>
@@ -2178,6 +2385,10 @@
           <w:p>
             <w:r/>
             <w:r>
+              <w:rPr>
+                <w:b w:val="0"/>
+                <w:i w:val="0"/>
+              </w:rPr>
               <w:t>–</w:t>
             </w:r>
           </w:p>
@@ -2191,6 +2402,10 @@
           <w:p>
             <w:r/>
             <w:r>
+              <w:rPr>
+                <w:b w:val="0"/>
+                <w:i w:val="0"/>
+              </w:rPr>
               <w:t>4</w:t>
             </w:r>
           </w:p>
@@ -2202,6 +2417,10 @@
           <w:p>
             <w:r/>
             <w:r>
+              <w:rPr>
+                <w:b w:val="0"/>
+                <w:i w:val="0"/>
+              </w:rPr>
               <w:t>remove</w:t>
             </w:r>
           </w:p>
@@ -2247,6 +2466,10 @@
           <w:p>
             <w:r/>
             <w:r>
+              <w:rPr>
+                <w:b w:val="0"/>
+                <w:i w:val="0"/>
+              </w:rPr>
               <w:t>5</w:t>
             </w:r>
           </w:p>
@@ -2258,6 +2481,10 @@
           <w:p>
             <w:r/>
             <w:r>
+              <w:rPr>
+                <w:b w:val="0"/>
+                <w:i w:val="0"/>
+              </w:rPr>
               <w:t>add 5</w:t>
             </w:r>
           </w:p>
@@ -2277,6 +2504,10 @@
           <w:p>
             <w:r/>
             <w:r>
+              <w:rPr>
+                <w:b w:val="0"/>
+                <w:i w:val="0"/>
+              </w:rPr>
               <w:t>–</w:t>
             </w:r>
           </w:p>
@@ -2296,6 +2527,10 @@
           <w:p>
             <w:r/>
             <w:r>
+              <w:rPr>
+                <w:b w:val="0"/>
+                <w:i w:val="0"/>
+              </w:rPr>
               <w:t>–</w:t>
             </w:r>
           </w:p>
@@ -2309,6 +2544,10 @@
           <w:p>
             <w:r/>
             <w:r>
+              <w:rPr>
+                <w:b w:val="0"/>
+                <w:i w:val="0"/>
+              </w:rPr>
               <w:t>6</w:t>
             </w:r>
           </w:p>
@@ -2320,6 +2559,10 @@
           <w:p>
             <w:r/>
             <w:r>
+              <w:rPr>
+                <w:b w:val="0"/>
+                <w:i w:val="0"/>
+              </w:rPr>
               <w:t>remove</w:t>
             </w:r>
           </w:p>
@@ -2371,6 +2614,10 @@
         <w:pStyle w:val="Heading3"/>
       </w:pPr>
       <w:r>
+        <w:rPr>
+          <w:b w:val="0"/>
+          <w:i w:val="0"/>
+        </w:rPr>
         <w:t>Activity 6 — Boolean algebra &amp; logic</w:t>
       </w:r>
     </w:p>
@@ -2378,6 +2625,7 @@
       <w:r>
         <w:rPr>
           <w:b/>
+          <w:i w:val="0"/>
         </w:rPr>
         <w:t>(a) Complete the truth tables.</w:t>
       </w:r>
@@ -2386,6 +2634,7 @@
       <w:r>
         <w:rPr>
           <w:b/>
+          <w:i w:val="0"/>
         </w:rPr>
         <w:t>XOR  (Q = A ⊕ B)</w:t>
       </w:r>
@@ -2416,6 +2665,7 @@
             <w:r>
               <w:rPr>
                 <w:b/>
+                <w:i w:val="0"/>
               </w:rPr>
               <w:t>A</w:t>
             </w:r>
@@ -2435,6 +2685,7 @@
             <w:r>
               <w:rPr>
                 <w:b/>
+                <w:i w:val="0"/>
               </w:rPr>
               <w:t>B</w:t>
             </w:r>
@@ -2454,6 +2705,7 @@
             <w:r>
               <w:rPr>
                 <w:b/>
+                <w:i w:val="0"/>
               </w:rPr>
               <w:t>Q</w:t>
             </w:r>
@@ -2468,6 +2720,10 @@
           <w:p>
             <w:r/>
             <w:r>
+              <w:rPr>
+                <w:b w:val="0"/>
+                <w:i w:val="0"/>
+              </w:rPr>
               <w:t>0</w:t>
             </w:r>
           </w:p>
@@ -2479,6 +2735,10 @@
           <w:p>
             <w:r/>
             <w:r>
+              <w:rPr>
+                <w:b w:val="0"/>
+                <w:i w:val="0"/>
+              </w:rPr>
               <w:t>0</w:t>
             </w:r>
           </w:p>
@@ -2500,6 +2760,10 @@
           <w:p>
             <w:r/>
             <w:r>
+              <w:rPr>
+                <w:b w:val="0"/>
+                <w:i w:val="0"/>
+              </w:rPr>
               <w:t>0</w:t>
             </w:r>
           </w:p>
@@ -2511,6 +2775,10 @@
           <w:p>
             <w:r/>
             <w:r>
+              <w:rPr>
+                <w:b w:val="0"/>
+                <w:i w:val="0"/>
+              </w:rPr>
               <w:t>1</w:t>
             </w:r>
           </w:p>
@@ -2532,6 +2800,10 @@
           <w:p>
             <w:r/>
             <w:r>
+              <w:rPr>
+                <w:b w:val="0"/>
+                <w:i w:val="0"/>
+              </w:rPr>
               <w:t>1</w:t>
             </w:r>
           </w:p>
@@ -2543,6 +2815,10 @@
           <w:p>
             <w:r/>
             <w:r>
+              <w:rPr>
+                <w:b w:val="0"/>
+                <w:i w:val="0"/>
+              </w:rPr>
               <w:t>0</w:t>
             </w:r>
           </w:p>
@@ -2564,6 +2840,10 @@
           <w:p>
             <w:r/>
             <w:r>
+              <w:rPr>
+                <w:b w:val="0"/>
+                <w:i w:val="0"/>
+              </w:rPr>
               <w:t>1</w:t>
             </w:r>
           </w:p>
@@ -2575,6 +2855,10 @@
           <w:p>
             <w:r/>
             <w:r>
+              <w:rPr>
+                <w:b w:val="0"/>
+                <w:i w:val="0"/>
+              </w:rPr>
               <w:t>1</w:t>
             </w:r>
           </w:p>
@@ -2594,6 +2878,7 @@
       <w:r>
         <w:rPr>
           <w:b/>
+          <w:i w:val="0"/>
         </w:rPr>
         <w:t>NAND  (Q = ¬(A · B))</w:t>
       </w:r>
@@ -2624,6 +2909,7 @@
             <w:r>
               <w:rPr>
                 <w:b/>
+                <w:i w:val="0"/>
               </w:rPr>
               <w:t>A</w:t>
             </w:r>
@@ -2643,6 +2929,7 @@
             <w:r>
               <w:rPr>
                 <w:b/>
+                <w:i w:val="0"/>
               </w:rPr>
               <w:t>B</w:t>
             </w:r>
@@ -2662,6 +2949,7 @@
             <w:r>
               <w:rPr>
                 <w:b/>
+                <w:i w:val="0"/>
               </w:rPr>
               <w:t>Q</w:t>
             </w:r>
@@ -2676,6 +2964,10 @@
           <w:p>
             <w:r/>
             <w:r>
+              <w:rPr>
+                <w:b w:val="0"/>
+                <w:i w:val="0"/>
+              </w:rPr>
               <w:t>0</w:t>
             </w:r>
           </w:p>
@@ -2687,6 +2979,10 @@
           <w:p>
             <w:r/>
             <w:r>
+              <w:rPr>
+                <w:b w:val="0"/>
+                <w:i w:val="0"/>
+              </w:rPr>
               <w:t>0</w:t>
             </w:r>
           </w:p>
@@ -2708,6 +3004,10 @@
           <w:p>
             <w:r/>
             <w:r>
+              <w:rPr>
+                <w:b w:val="0"/>
+                <w:i w:val="0"/>
+              </w:rPr>
               <w:t>0</w:t>
             </w:r>
           </w:p>
@@ -2719,6 +3019,10 @@
           <w:p>
             <w:r/>
             <w:r>
+              <w:rPr>
+                <w:b w:val="0"/>
+                <w:i w:val="0"/>
+              </w:rPr>
               <w:t>1</w:t>
             </w:r>
           </w:p>
@@ -2740,6 +3044,10 @@
           <w:p>
             <w:r/>
             <w:r>
+              <w:rPr>
+                <w:b w:val="0"/>
+                <w:i w:val="0"/>
+              </w:rPr>
               <w:t>1</w:t>
             </w:r>
           </w:p>
@@ -2751,6 +3059,10 @@
           <w:p>
             <w:r/>
             <w:r>
+              <w:rPr>
+                <w:b w:val="0"/>
+                <w:i w:val="0"/>
+              </w:rPr>
               <w:t>0</w:t>
             </w:r>
           </w:p>
@@ -2772,6 +3084,10 @@
           <w:p>
             <w:r/>
             <w:r>
+              <w:rPr>
+                <w:b w:val="0"/>
+                <w:i w:val="0"/>
+              </w:rPr>
               <w:t>1</w:t>
             </w:r>
           </w:p>
@@ -2783,6 +3099,10 @@
           <w:p>
             <w:r/>
             <w:r>
+              <w:rPr>
+                <w:b w:val="0"/>
+                <w:i w:val="0"/>
+              </w:rPr>
               <w:t>1</w:t>
             </w:r>
           </w:p>
@@ -2802,19 +3122,29 @@
       <w:r>
         <w:rPr>
           <w:b/>
+          <w:i w:val="0"/>
         </w:rPr>
         <w:t>(b) Simplify using De Morgan's</w:t>
       </w:r>
       <w:r>
+        <w:rPr>
+          <w:b w:val="0"/>
+          <w:i w:val="0"/>
+        </w:rPr>
         <w:t xml:space="preserve"> ("break the bar, change the sign — negate </w:t>
       </w:r>
       <w:r>
         <w:rPr>
           <w:b/>
+          <w:i w:val="0"/>
         </w:rPr>
         <w:t>each</w:t>
       </w:r>
       <w:r>
+        <w:rPr>
+          <w:b w:val="0"/>
+          <w:i w:val="0"/>
+        </w:rPr>
         <w:t xml:space="preserve"> variable and swap AND↔OR"). Show each step.</w:t>
       </w:r>
     </w:p>
@@ -2822,15 +3152,22 @@
       <w:r>
         <w:rPr>
           <w:b/>
+          <w:i w:val="0"/>
         </w:rPr>
         <w:t>(i)</w:t>
       </w:r>
       <w:r>
+        <w:rPr>
+          <w:b w:val="0"/>
+          <w:i w:val="0"/>
+        </w:rPr>
         <w:t xml:space="preserve"> </w:t>
       </w:r>
       <w:r>
         <w:rPr>
           <w:rFonts w:ascii="Consolas" w:hAnsi="Consolas"/>
+          <w:b w:val="0"/>
+          <w:i w:val="0"/>
           <w:sz w:val="19"/>
         </w:rPr>
         <w:t>¬(A · B) + B</w:t>
@@ -2838,6 +3175,10 @@
     </w:p>
     <w:p>
       <w:r>
+        <w:rPr>
+          <w:b w:val="0"/>
+          <w:i w:val="0"/>
+        </w:rPr>
         <w:t>&lt;br&gt;&lt;br&gt;</w:t>
       </w:r>
     </w:p>
@@ -2845,15 +3186,22 @@
       <w:r>
         <w:rPr>
           <w:b/>
+          <w:i w:val="0"/>
         </w:rPr>
         <w:t>(ii)</w:t>
       </w:r>
       <w:r>
+        <w:rPr>
+          <w:b w:val="0"/>
+          <w:i w:val="0"/>
+        </w:rPr>
         <w:t xml:space="preserve"> </w:t>
       </w:r>
       <w:r>
         <w:rPr>
           <w:rFonts w:ascii="Consolas" w:hAnsi="Consolas"/>
+          <w:b w:val="0"/>
+          <w:i w:val="0"/>
           <w:sz w:val="19"/>
         </w:rPr>
         <w:t>¬(¬A + ¬B)</w:t>
@@ -2861,6 +3209,10 @@
     </w:p>
     <w:p>
       <w:r>
+        <w:rPr>
+          <w:b w:val="0"/>
+          <w:i w:val="0"/>
+        </w:rPr>
         <w:t>&lt;br&gt;&lt;br&gt;</w:t>
       </w:r>
     </w:p>
@@ -2868,10 +3220,15 @@
       <w:r>
         <w:rPr>
           <w:b/>
+          <w:i w:val="0"/>
         </w:rPr>
         <w:t>(c) Half adder.</w:t>
       </w:r>
       <w:r>
+        <w:rPr>
+          <w:b w:val="0"/>
+          <w:i w:val="0"/>
+        </w:rPr>
         <w:t xml:space="preserve"> Complete the outputs for the two inputs A and B.</w:t>
       </w:r>
     </w:p>
@@ -2902,6 +3259,7 @@
             <w:r>
               <w:rPr>
                 <w:b/>
+                <w:i w:val="0"/>
               </w:rPr>
               <w:t>A</w:t>
             </w:r>
@@ -2921,6 +3279,7 @@
             <w:r>
               <w:rPr>
                 <w:b/>
+                <w:i w:val="0"/>
               </w:rPr>
               <w:t>B</w:t>
             </w:r>
@@ -2940,6 +3299,7 @@
             <w:r>
               <w:rPr>
                 <w:b/>
+                <w:i w:val="0"/>
               </w:rPr>
               <w:t>Sum (A ⊕ B)</w:t>
             </w:r>
@@ -2959,6 +3319,7 @@
             <w:r>
               <w:rPr>
                 <w:b/>
+                <w:i w:val="0"/>
               </w:rPr>
               <w:t>Carry (A · B)</w:t>
             </w:r>
@@ -2973,6 +3334,10 @@
           <w:p>
             <w:r/>
             <w:r>
+              <w:rPr>
+                <w:b w:val="0"/>
+                <w:i w:val="0"/>
+              </w:rPr>
               <w:t>0</w:t>
             </w:r>
           </w:p>
@@ -2984,6 +3349,10 @@
           <w:p>
             <w:r/>
             <w:r>
+              <w:rPr>
+                <w:b w:val="0"/>
+                <w:i w:val="0"/>
+              </w:rPr>
               <w:t>0</w:t>
             </w:r>
           </w:p>
@@ -3013,6 +3382,10 @@
           <w:p>
             <w:r/>
             <w:r>
+              <w:rPr>
+                <w:b w:val="0"/>
+                <w:i w:val="0"/>
+              </w:rPr>
               <w:t>0</w:t>
             </w:r>
           </w:p>
@@ -3024,6 +3397,10 @@
           <w:p>
             <w:r/>
             <w:r>
+              <w:rPr>
+                <w:b w:val="0"/>
+                <w:i w:val="0"/>
+              </w:rPr>
               <w:t>1</w:t>
             </w:r>
           </w:p>
@@ -3053,6 +3430,10 @@
           <w:p>
             <w:r/>
             <w:r>
+              <w:rPr>
+                <w:b w:val="0"/>
+                <w:i w:val="0"/>
+              </w:rPr>
               <w:t>1</w:t>
             </w:r>
           </w:p>
@@ -3064,6 +3445,10 @@
           <w:p>
             <w:r/>
             <w:r>
+              <w:rPr>
+                <w:b w:val="0"/>
+                <w:i w:val="0"/>
+              </w:rPr>
               <w:t>0</w:t>
             </w:r>
           </w:p>
@@ -3093,6 +3478,10 @@
           <w:p>
             <w:r/>
             <w:r>
+              <w:rPr>
+                <w:b w:val="0"/>
+                <w:i w:val="0"/>
+              </w:rPr>
               <w:t>1</w:t>
             </w:r>
           </w:p>
@@ -3104,6 +3493,10 @@
           <w:p>
             <w:r/>
             <w:r>
+              <w:rPr>
+                <w:b w:val="0"/>
+                <w:i w:val="0"/>
+              </w:rPr>
               <w:t>1</w:t>
             </w:r>
           </w:p>
@@ -3129,11 +3522,16 @@
     <w:p/>
     <w:p>
       <w:r>
+        <w:rPr>
+          <w:b w:val="0"/>
+          <w:i w:val="0"/>
+        </w:rPr>
         <w:t xml:space="preserve">State the Boolean expressions:  </w:t>
       </w:r>
       <w:r>
         <w:rPr>
           <w:b/>
+          <w:i w:val="0"/>
         </w:rPr>
         <w:t>Sum = ____________   Carry = ____________</w:t>
       </w:r>
@@ -3150,6 +3548,10 @@
         <w:pStyle w:val="Heading3"/>
       </w:pPr>
       <w:r>
+        <w:rPr>
+          <w:b w:val="0"/>
+          <w:i w:val="0"/>
+        </w:rPr>
         <w:t>Activity 7 — Floating-point addition &amp; normalisation drill</w:t>
       </w:r>
     </w:p>
@@ -3161,60 +3563,94 @@
       <w:r>
         <w:rPr>
           <w:b/>
+          <w:i w:val="0"/>
         </w:rPr>
         <w:t>Examiner note:</w:t>
       </w:r>
       <w:r>
+        <w:rPr>
+          <w:b w:val="0"/>
+          <w:i w:val="0"/>
+        </w:rPr>
         <w:t xml:space="preserve"> floating-point arithmetic is a documented weak spot — candidates forget to </w:t>
       </w:r>
       <w:r>
         <w:rPr>
           <w:b/>
+          <w:i w:val="0"/>
         </w:rPr>
         <w:t>align exponents</w:t>
       </w:r>
       <w:r>
+        <w:rPr>
+          <w:b w:val="0"/>
+          <w:i w:val="0"/>
+        </w:rPr>
         <w:t xml:space="preserve"> before adding mantissas, and forget to </w:t>
       </w:r>
       <w:r>
         <w:rPr>
           <w:b/>
+          <w:i w:val="0"/>
         </w:rPr>
         <w:t>re-normalise</w:t>
       </w:r>
       <w:r>
+        <w:rPr>
+          <w:b w:val="0"/>
+          <w:i w:val="0"/>
+        </w:rPr>
         <w:t xml:space="preserve"> (and adjust the exponent) afterwards. Work through every step.</w:t>
       </w:r>
     </w:p>
     <w:p>
       <w:r>
+        <w:rPr>
+          <w:b w:val="0"/>
+          <w:i w:val="0"/>
+        </w:rPr>
         <w:t xml:space="preserve">All numbers use an </w:t>
       </w:r>
       <w:r>
         <w:rPr>
           <w:b/>
+          <w:i w:val="0"/>
         </w:rPr>
         <w:t>8-bit mantissa</w:t>
       </w:r>
       <w:r>
+        <w:rPr>
+          <w:b w:val="0"/>
+          <w:i w:val="0"/>
+        </w:rPr>
         <w:t xml:space="preserve"> and a </w:t>
       </w:r>
       <w:r>
         <w:rPr>
           <w:b/>
+          <w:i w:val="0"/>
         </w:rPr>
         <w:t>4-bit exponent</w:t>
       </w:r>
       <w:r>
+        <w:rPr>
+          <w:b w:val="0"/>
+          <w:i w:val="0"/>
+        </w:rPr>
         <w:t xml:space="preserve">, both in </w:t>
       </w:r>
       <w:r>
         <w:rPr>
           <w:b/>
+          <w:i w:val="0"/>
         </w:rPr>
         <w:t>two's complement</w:t>
       </w:r>
       <w:r>
+        <w:rPr>
+          <w:b w:val="0"/>
+          <w:i w:val="0"/>
+        </w:rPr>
         <w:t>, with the binary point after the first (sign) bit of the mantissa.</w:t>
       </w:r>
     </w:p>
@@ -3222,10 +3658,15 @@
       <w:r>
         <w:rPr>
           <w:b/>
+          <w:i w:val="0"/>
         </w:rPr>
         <w:t>(a) Add</w:t>
       </w:r>
       <w:r>
+        <w:rPr>
+          <w:b w:val="0"/>
+          <w:i w:val="0"/>
+        </w:rPr>
         <w:t xml:space="preserve"> these two floating-point numbers. Follow the steps.</w:t>
       </w:r>
     </w:p>
@@ -3245,78 +3686,51 @@
     </w:p>
     <w:p>
       <w:r>
-        <w:t xml:space="preserve">Step 1 — Convert each to denary as a check:  P = </w:t>
-      </w:r>
-      <w:r>
-        <w:rPr>
-          <w:b/>
-        </w:rPr>
-        <w:t>_</w:t>
-      </w:r>
-      <w:r>
-        <w:rPr>
-          <w:b/>
-        </w:rPr>
-        <w:t xml:space="preserve">_   Q = </w:t>
-      </w:r>
-      <w:r>
-        <w:rPr>
-          <w:b/>
-        </w:rPr>
-        <w:t>_</w:t>
-      </w:r>
-      <w:r>
-        <w:t>_</w:t>
+        <w:rPr>
+          <w:b w:val="0"/>
+          <w:i w:val="0"/>
+        </w:rPr>
+        <w:t>Step 1 — Convert each to denary as a check:  P = ________   Q = ________</w:t>
       </w:r>
     </w:p>
     <w:p>
       <w:r>
+        <w:rPr>
+          <w:b w:val="0"/>
+          <w:i w:val="0"/>
+        </w:rPr>
         <w:t xml:space="preserve">Step 2 — Align: rewrite </w:t>
       </w:r>
       <w:r>
         <w:rPr>
           <w:b/>
+          <w:i w:val="0"/>
         </w:rPr>
         <w:t>Q</w:t>
       </w:r>
       <w:r>
+        <w:rPr>
+          <w:b w:val="0"/>
+          <w:i w:val="0"/>
+        </w:rPr>
         <w:t xml:space="preserve"> so its exponent matches P's (shift the mantissa right, one place per step):</w:t>
       </w:r>
     </w:p>
     <w:p>
       <w:r>
-        <w:t xml:space="preserve">Q becomes: mantissa </w:t>
-      </w:r>
-      <w:r>
-        <w:rPr>
-          <w:b/>
-        </w:rPr>
-        <w:t>_</w:t>
-      </w:r>
-      <w:r>
-        <w:rPr>
-          <w:b/>
-        </w:rPr>
-        <w:t>_</w:t>
-      </w:r>
-      <w:r>
-        <w:rPr>
-          <w:b/>
-        </w:rPr>
-        <w:t xml:space="preserve">__ exponent </w:t>
-      </w:r>
-      <w:r>
-        <w:rPr>
-          <w:b/>
-        </w:rPr>
-        <w:t>_</w:t>
-      </w:r>
-      <w:r>
-        <w:t>_</w:t>
+        <w:rPr>
+          <w:b w:val="0"/>
+          <w:i w:val="0"/>
+        </w:rPr>
+        <w:t>Q becomes: mantissa ______________ exponent ________</w:t>
       </w:r>
     </w:p>
     <w:p>
       <w:r>
+        <w:rPr>
+          <w:b w:val="0"/>
+          <w:i w:val="0"/>
+        </w:rPr>
         <w:t>Step 3 — Add the mantissas:</w:t>
       </w:r>
     </w:p>
@@ -3340,75 +3754,49 @@
     </w:p>
     <w:p>
       <w:r>
-        <w:t xml:space="preserve">Step 4 — Result (normalise if needed):  mantissa </w:t>
-      </w:r>
-      <w:r>
-        <w:rPr>
-          <w:b/>
-        </w:rPr>
-        <w:t>_</w:t>
-      </w:r>
-      <w:r>
-        <w:rPr>
-          <w:b/>
-        </w:rPr>
-        <w:t>_</w:t>
-      </w:r>
-      <w:r>
-        <w:rPr>
-          <w:b/>
-        </w:rPr>
-        <w:t xml:space="preserve">__ exponent </w:t>
-      </w:r>
-      <w:r>
-        <w:rPr>
-          <w:b/>
-        </w:rPr>
-        <w:t>_</w:t>
-      </w:r>
-      <w:r>
-        <w:t>_</w:t>
+        <w:rPr>
+          <w:b w:val="0"/>
+          <w:i w:val="0"/>
+        </w:rPr>
+        <w:t>Step 4 — Result (normalise if needed):  mantissa ______________ exponent ________</w:t>
       </w:r>
     </w:p>
     <w:p>
       <w:r>
-        <w:t xml:space="preserve">Step 5 — Denary check (should equal P + Q):  </w:t>
-      </w:r>
-      <w:r>
-        <w:rPr>
-          <w:b/>
-        </w:rPr>
-        <w:t>_</w:t>
-      </w:r>
-      <w:r>
-        <w:rPr>
-          <w:b/>
-        </w:rPr>
-        <w:t>_</w:t>
-      </w:r>
-      <w:r>
-        <w:rPr>
-          <w:b/>
-        </w:rPr>
+        <w:rPr>
+          <w:b w:val="0"/>
+          <w:i w:val="0"/>
+        </w:rPr>
+        <w:t>Step 5 — Denary check (should equal P + Q):  ____________</w:t>
       </w:r>
     </w:p>
     <w:p>
       <w:r>
         <w:rPr>
           <w:b/>
+          <w:i w:val="0"/>
         </w:rPr>
         <w:t>(b)</w:t>
       </w:r>
       <w:r>
+        <w:rPr>
+          <w:b w:val="0"/>
+          <w:i w:val="0"/>
+        </w:rPr>
         <w:t xml:space="preserve"> A calculation elsewhere produces the </w:t>
       </w:r>
       <w:r>
         <w:rPr>
           <w:b/>
+          <w:i w:val="0"/>
         </w:rPr>
         <w:t>un-normalised</w:t>
       </w:r>
       <w:r>
+        <w:rPr>
+          <w:b w:val="0"/>
+          <w:i w:val="0"/>
+        </w:rPr>
         <w:t xml:space="preserve"> result:</w:t>
       </w:r>
     </w:p>
@@ -3426,79 +3814,65 @@
     </w:p>
     <w:p>
       <w:r>
+        <w:rPr>
+          <w:b w:val="0"/>
+          <w:i w:val="0"/>
+        </w:rPr>
         <w:t>Normalise it (mantissa and exponent), and give the denary value as a check.</w:t>
       </w:r>
     </w:p>
     <w:p>
       <w:r>
-        <w:t xml:space="preserve">Normalised mantissa = </w:t>
-      </w:r>
-      <w:r>
-        <w:rPr>
-          <w:b/>
-        </w:rPr>
-        <w:t>_</w:t>
-      </w:r>
-      <w:r>
-        <w:rPr>
-          <w:b/>
-        </w:rPr>
-        <w:t>_</w:t>
-      </w:r>
-      <w:r>
-        <w:rPr>
-          <w:b/>
-        </w:rPr>
-        <w:t xml:space="preserve">__  Exponent = </w:t>
-      </w:r>
-      <w:r>
-        <w:rPr>
-          <w:b/>
-        </w:rPr>
-        <w:t>_</w:t>
-      </w:r>
-      <w:r>
-        <w:t xml:space="preserve">_  Denary value = </w:t>
-      </w:r>
-      <w:r>
-        <w:rPr>
-          <w:b/>
-        </w:rPr>
-        <w:t>_</w:t>
-      </w:r>
-      <w:r>
-        <w:rPr>
-          <w:b/>
-        </w:rPr>
+        <w:rPr>
+          <w:b w:val="0"/>
+          <w:i w:val="0"/>
+        </w:rPr>
+        <w:t>Normalised mantissa = ______________  Exponent = ________  Denary value = ________</w:t>
       </w:r>
     </w:p>
     <w:p>
       <w:r>
         <w:rPr>
           <w:b/>
+          <w:i w:val="0"/>
         </w:rPr>
         <w:t>(c)</w:t>
       </w:r>
       <w:r>
+        <w:rPr>
+          <w:b w:val="0"/>
+          <w:i w:val="0"/>
+        </w:rPr>
         <w:t xml:space="preserve"> Normalise this </w:t>
       </w:r>
       <w:r>
         <w:rPr>
           <w:b/>
+          <w:i w:val="0"/>
         </w:rPr>
         <w:t>negative</w:t>
       </w:r>
       <w:r>
+        <w:rPr>
+          <w:b w:val="0"/>
+          <w:i w:val="0"/>
+        </w:rPr>
         <w:t xml:space="preserve"> number (remember: a normalised negative mantissa starts </w:t>
       </w:r>
       <w:r>
         <w:rPr>
           <w:rFonts w:ascii="Consolas" w:hAnsi="Consolas"/>
+          <w:b w:val="0"/>
+          <w:i w:val="0"/>
           <w:sz w:val="19"/>
         </w:rPr>
         <w:t>1.0…</w:t>
       </w:r>
       <w:r>
+        <w:rPr>
+          <w:b w:val="0"/>
+          <w:i w:val="0"/>
+        </w:rPr>
         <w:t>):</w:t>
       </w:r>
     </w:p>
@@ -3516,45 +3890,11 @@
     </w:p>
     <w:p>
       <w:r>
-        <w:t xml:space="preserve">Normalised mantissa = </w:t>
-      </w:r>
-      <w:r>
-        <w:rPr>
-          <w:b/>
-        </w:rPr>
-        <w:t>_</w:t>
-      </w:r>
-      <w:r>
-        <w:rPr>
-          <w:b/>
-        </w:rPr>
-        <w:t>_</w:t>
-      </w:r>
-      <w:r>
-        <w:rPr>
-          <w:b/>
-        </w:rPr>
-        <w:t xml:space="preserve">__  Exponent = </w:t>
-      </w:r>
-      <w:r>
-        <w:rPr>
-          <w:b/>
-        </w:rPr>
-        <w:t>_</w:t>
-      </w:r>
-      <w:r>
-        <w:t xml:space="preserve">_  Denary value = </w:t>
-      </w:r>
-      <w:r>
-        <w:rPr>
-          <w:b/>
-        </w:rPr>
-        <w:t>_</w:t>
-      </w:r>
-      <w:r>
-        <w:rPr>
-          <w:b/>
-        </w:rPr>
+        <w:rPr>
+          <w:b w:val="0"/>
+          <w:i w:val="0"/>
+        </w:rPr>
+        <w:t>Normalised mantissa = ______________  Exponent = ________  Denary value = ________</w:t>
       </w:r>
     </w:p>
     <w:p>
@@ -3569,6 +3909,10 @@
         <w:pStyle w:val="Heading3"/>
       </w:pPr>
       <w:r>
+        <w:rPr>
+          <w:b w:val="0"/>
+          <w:i w:val="0"/>
+        </w:rPr>
         <w:t>Activity 8 — Karnaugh map simplification</w:t>
       </w:r>
     </w:p>
@@ -3580,28 +3924,43 @@
       <w:r>
         <w:rPr>
           <w:b/>
+          <w:i w:val="0"/>
         </w:rPr>
         <w:t>Examiner note:</w:t>
       </w:r>
       <w:r>
+        <w:rPr>
+          <w:b w:val="0"/>
+          <w:i w:val="0"/>
+        </w:rPr>
         <w:t xml:space="preserve"> common errors examiners report — grouping diagonally (not allowed), missing the </w:t>
       </w:r>
       <w:r>
         <w:rPr>
           <w:b/>
+          <w:i w:val="0"/>
         </w:rPr>
         <w:t>wrap-around</w:t>
       </w:r>
       <w:r>
+        <w:rPr>
+          <w:b w:val="0"/>
+          <w:i w:val="0"/>
+        </w:rPr>
         <w:t xml:space="preserve"> groups at the edges/corners, using group sizes that are not powers of 2, and not making groups as </w:t>
       </w:r>
       <w:r>
         <w:rPr>
           <w:b/>
+          <w:i w:val="0"/>
         </w:rPr>
         <w:t>large</w:t>
       </w:r>
       <w:r>
+        <w:rPr>
+          <w:b w:val="0"/>
+          <w:i w:val="0"/>
+        </w:rPr>
         <w:t xml:space="preserve"> as possible. Groups may overlap.</w:t>
       </w:r>
     </w:p>
@@ -3609,24 +3968,38 @@
       <w:r>
         <w:rPr>
           <w:b/>
+          <w:i w:val="0"/>
         </w:rPr>
         <w:t>(a)</w:t>
       </w:r>
       <w:r>
+        <w:rPr>
+          <w:b w:val="0"/>
+          <w:i w:val="0"/>
+        </w:rPr>
         <w:t xml:space="preserve"> The Boolean function is </w:t>
       </w:r>
       <w:r>
         <w:rPr>
           <w:b/>
+          <w:i w:val="0"/>
         </w:rPr>
         <w:t>Q = ¬A·B·C + A·B·C + A·B·¬C</w:t>
       </w:r>
       <w:r>
+        <w:rPr>
+          <w:b w:val="0"/>
+          <w:i w:val="0"/>
+        </w:rPr>
         <w:t>.</w:t>
       </w:r>
     </w:p>
     <w:p>
       <w:r>
+        <w:rPr>
+          <w:b w:val="0"/>
+          <w:i w:val="0"/>
+        </w:rPr>
         <w:t>Fill in the 3-variable Karnaugh map (put a 1 in each cell where Q = 1, 0 elsewhere), draw your groups, then write the simplified expression.</w:t>
       </w:r>
     </w:p>
@@ -3671,6 +4044,7 @@
             <w:r>
               <w:rPr>
                 <w:b/>
+                <w:i w:val="0"/>
               </w:rPr>
               <w:t>BC=00</w:t>
             </w:r>
@@ -3690,6 +4064,7 @@
             <w:r>
               <w:rPr>
                 <w:b/>
+                <w:i w:val="0"/>
               </w:rPr>
               <w:t>BC=01</w:t>
             </w:r>
@@ -3709,6 +4084,7 @@
             <w:r>
               <w:rPr>
                 <w:b/>
+                <w:i w:val="0"/>
               </w:rPr>
               <w:t>BC=11</w:t>
             </w:r>
@@ -3728,6 +4104,7 @@
             <w:r>
               <w:rPr>
                 <w:b/>
+                <w:i w:val="0"/>
               </w:rPr>
               <w:t>BC=10</w:t>
             </w:r>
@@ -3744,6 +4121,7 @@
             <w:r>
               <w:rPr>
                 <w:b/>
+                <w:i w:val="0"/>
               </w:rPr>
               <w:t>A=0</w:t>
             </w:r>
@@ -3792,6 +4170,7 @@
             <w:r>
               <w:rPr>
                 <w:b/>
+                <w:i w:val="0"/>
               </w:rPr>
               <w:t>A=1</w:t>
             </w:r>
@@ -3834,62 +4213,40 @@
     <w:p/>
     <w:p>
       <w:r>
-        <w:t xml:space="preserve">Simplified Q = </w:t>
-      </w:r>
-      <w:r>
-        <w:rPr>
-          <w:b/>
-        </w:rPr>
-        <w:t>_</w:t>
-      </w:r>
-      <w:r>
-        <w:rPr>
-          <w:b/>
-        </w:rPr>
-        <w:t>_</w:t>
-      </w:r>
-      <w:r>
-        <w:rPr>
-          <w:b/>
-        </w:rPr>
-        <w:t>_</w:t>
-      </w:r>
-      <w:r>
-        <w:rPr>
-          <w:b/>
-        </w:rPr>
-        <w:t>_</w:t>
-      </w:r>
-      <w:r>
-        <w:rPr>
-          <w:b/>
-        </w:rPr>
-        <w:t>_</w:t>
-      </w:r>
-      <w:r>
-        <w:rPr>
-          <w:b/>
-        </w:rPr>
-        <w:t>_</w:t>
+        <w:rPr>
+          <w:b w:val="0"/>
+          <w:i w:val="0"/>
+        </w:rPr>
+        <w:t>Simplified Q = ______________________________</w:t>
       </w:r>
     </w:p>
     <w:p>
       <w:r>
         <w:rPr>
           <w:b/>
+          <w:i w:val="0"/>
         </w:rPr>
         <w:t>(b)</w:t>
       </w:r>
       <w:r>
+        <w:rPr>
+          <w:b w:val="0"/>
+          <w:i w:val="0"/>
+        </w:rPr>
         <w:t xml:space="preserve"> The completed 4-variable Karnaugh map for output </w:t>
       </w:r>
       <w:r>
         <w:rPr>
           <w:b/>
+          <w:i w:val="0"/>
         </w:rPr>
         <w:t>Q</w:t>
       </w:r>
       <w:r>
+        <w:rPr>
+          <w:b w:val="0"/>
+          <w:i w:val="0"/>
+        </w:rPr>
         <w:t xml:space="preserve"> is shown below (rows AB, columns CD, Gray-code order).</w:t>
       </w:r>
     </w:p>
@@ -3921,6 +4278,7 @@
             <w:r>
               <w:rPr>
                 <w:b/>
+                <w:i w:val="0"/>
               </w:rPr>
               <w:t>AB \ CD</w:t>
             </w:r>
@@ -3940,6 +4298,7 @@
             <w:r>
               <w:rPr>
                 <w:b/>
+                <w:i w:val="0"/>
               </w:rPr>
               <w:t>00</w:t>
             </w:r>
@@ -3959,6 +4318,7 @@
             <w:r>
               <w:rPr>
                 <w:b/>
+                <w:i w:val="0"/>
               </w:rPr>
               <w:t>01</w:t>
             </w:r>
@@ -3978,6 +4338,7 @@
             <w:r>
               <w:rPr>
                 <w:b/>
+                <w:i w:val="0"/>
               </w:rPr>
               <w:t>11</w:t>
             </w:r>
@@ -3997,6 +4358,7 @@
             <w:r>
               <w:rPr>
                 <w:b/>
+                <w:i w:val="0"/>
               </w:rPr>
               <w:t>10</w:t>
             </w:r>
@@ -4013,6 +4375,7 @@
             <w:r>
               <w:rPr>
                 <w:b/>
+                <w:i w:val="0"/>
               </w:rPr>
               <w:t>00</w:t>
             </w:r>
@@ -4025,6 +4388,10 @@
           <w:p>
             <w:r/>
             <w:r>
+              <w:rPr>
+                <w:b w:val="0"/>
+                <w:i w:val="0"/>
+              </w:rPr>
               <w:t>1</w:t>
             </w:r>
           </w:p>
@@ -4036,6 +4403,10 @@
           <w:p>
             <w:r/>
             <w:r>
+              <w:rPr>
+                <w:b w:val="0"/>
+                <w:i w:val="0"/>
+              </w:rPr>
               <w:t>0</w:t>
             </w:r>
           </w:p>
@@ -4047,6 +4418,10 @@
           <w:p>
             <w:r/>
             <w:r>
+              <w:rPr>
+                <w:b w:val="0"/>
+                <w:i w:val="0"/>
+              </w:rPr>
               <w:t>0</w:t>
             </w:r>
           </w:p>
@@ -4058,6 +4433,10 @@
           <w:p>
             <w:r/>
             <w:r>
+              <w:rPr>
+                <w:b w:val="0"/>
+                <w:i w:val="0"/>
+              </w:rPr>
               <w:t>1</w:t>
             </w:r>
           </w:p>
@@ -4073,6 +4452,7 @@
             <w:r>
               <w:rPr>
                 <w:b/>
+                <w:i w:val="0"/>
               </w:rPr>
               <w:t>01</w:t>
             </w:r>
@@ -4085,6 +4465,10 @@
           <w:p>
             <w:r/>
             <w:r>
+              <w:rPr>
+                <w:b w:val="0"/>
+                <w:i w:val="0"/>
+              </w:rPr>
               <w:t>0</w:t>
             </w:r>
           </w:p>
@@ -4096,6 +4480,10 @@
           <w:p>
             <w:r/>
             <w:r>
+              <w:rPr>
+                <w:b w:val="0"/>
+                <w:i w:val="0"/>
+              </w:rPr>
               <w:t>1</w:t>
             </w:r>
           </w:p>
@@ -4107,6 +4495,10 @@
           <w:p>
             <w:r/>
             <w:r>
+              <w:rPr>
+                <w:b w:val="0"/>
+                <w:i w:val="0"/>
+              </w:rPr>
               <w:t>1</w:t>
             </w:r>
           </w:p>
@@ -4118,6 +4510,10 @@
           <w:p>
             <w:r/>
             <w:r>
+              <w:rPr>
+                <w:b w:val="0"/>
+                <w:i w:val="0"/>
+              </w:rPr>
               <w:t>0</w:t>
             </w:r>
           </w:p>
@@ -4133,6 +4529,7 @@
             <w:r>
               <w:rPr>
                 <w:b/>
+                <w:i w:val="0"/>
               </w:rPr>
               <w:t>11</w:t>
             </w:r>
@@ -4145,6 +4542,10 @@
           <w:p>
             <w:r/>
             <w:r>
+              <w:rPr>
+                <w:b w:val="0"/>
+                <w:i w:val="0"/>
+              </w:rPr>
               <w:t>0</w:t>
             </w:r>
           </w:p>
@@ -4156,6 +4557,10 @@
           <w:p>
             <w:r/>
             <w:r>
+              <w:rPr>
+                <w:b w:val="0"/>
+                <w:i w:val="0"/>
+              </w:rPr>
               <w:t>0</w:t>
             </w:r>
           </w:p>
@@ -4167,6 +4572,10 @@
           <w:p>
             <w:r/>
             <w:r>
+              <w:rPr>
+                <w:b w:val="0"/>
+                <w:i w:val="0"/>
+              </w:rPr>
               <w:t>0</w:t>
             </w:r>
           </w:p>
@@ -4178,6 +4587,10 @@
           <w:p>
             <w:r/>
             <w:r>
+              <w:rPr>
+                <w:b w:val="0"/>
+                <w:i w:val="0"/>
+              </w:rPr>
               <w:t>0</w:t>
             </w:r>
           </w:p>
@@ -4193,6 +4606,7 @@
             <w:r>
               <w:rPr>
                 <w:b/>
+                <w:i w:val="0"/>
               </w:rPr>
               <w:t>10</w:t>
             </w:r>
@@ -4205,6 +4619,10 @@
           <w:p>
             <w:r/>
             <w:r>
+              <w:rPr>
+                <w:b w:val="0"/>
+                <w:i w:val="0"/>
+              </w:rPr>
               <w:t>1</w:t>
             </w:r>
           </w:p>
@@ -4216,6 +4634,10 @@
           <w:p>
             <w:r/>
             <w:r>
+              <w:rPr>
+                <w:b w:val="0"/>
+                <w:i w:val="0"/>
+              </w:rPr>
               <w:t>0</w:t>
             </w:r>
           </w:p>
@@ -4227,6 +4649,10 @@
           <w:p>
             <w:r/>
             <w:r>
+              <w:rPr>
+                <w:b w:val="0"/>
+                <w:i w:val="0"/>
+              </w:rPr>
               <w:t>0</w:t>
             </w:r>
           </w:p>
@@ -4238,6 +4664,10 @@
           <w:p>
             <w:r/>
             <w:r>
+              <w:rPr>
+                <w:b w:val="0"/>
+                <w:i w:val="0"/>
+              </w:rPr>
               <w:t>1</w:t>
             </w:r>
           </w:p>
@@ -4247,25 +4677,40 @@
     <w:p/>
     <w:p>
       <w:r>
+        <w:rPr>
+          <w:b w:val="0"/>
+          <w:i w:val="0"/>
+        </w:rPr>
         <w:t xml:space="preserve">Identify the groups (hint: one group </w:t>
       </w:r>
       <w:r>
         <w:rPr>
           <w:b/>
+          <w:i w:val="0"/>
         </w:rPr>
         <w:t>wraps around all four corners</w:t>
       </w:r>
       <w:r>
+        <w:rPr>
+          <w:b w:val="0"/>
+          <w:i w:val="0"/>
+        </w:rPr>
         <w:t>) and write the simplified expression.</w:t>
       </w:r>
     </w:p>
     <w:p>
       <w:r>
+        <w:rPr>
+          <w:b w:val="0"/>
+          <w:i w:val="0"/>
+        </w:rPr>
         <w:t xml:space="preserve">Groups found: </w:t>
       </w:r>
       <w:r>
         <w:rPr>
           <w:rFonts w:ascii="Consolas" w:hAnsi="Consolas"/>
+          <w:b w:val="0"/>
+          <w:i w:val="0"/>
           <w:sz w:val="19"/>
         </w:rPr>
         <w:t>____________________________________________</w:t>
@@ -4273,43 +4718,11 @@
     </w:p>
     <w:p>
       <w:r>
-        <w:t xml:space="preserve">Simplified Q = </w:t>
-      </w:r>
-      <w:r>
-        <w:rPr>
-          <w:b/>
-        </w:rPr>
-        <w:t>_</w:t>
-      </w:r>
-      <w:r>
-        <w:rPr>
-          <w:b/>
-        </w:rPr>
-        <w:t>_</w:t>
-      </w:r>
-      <w:r>
-        <w:rPr>
-          <w:b/>
-        </w:rPr>
-        <w:t>_</w:t>
-      </w:r>
-      <w:r>
-        <w:rPr>
-          <w:b/>
-        </w:rPr>
-        <w:t>_</w:t>
-      </w:r>
-      <w:r>
-        <w:rPr>
-          <w:b/>
-        </w:rPr>
-        <w:t>_</w:t>
-      </w:r>
-      <w:r>
-        <w:rPr>
-          <w:b/>
-        </w:rPr>
-        <w:t>_</w:t>
+        <w:rPr>
+          <w:b w:val="0"/>
+          <w:i w:val="0"/>
+        </w:rPr>
+        <w:t>Simplified Q = ______________________________</w:t>
       </w:r>
     </w:p>
     <w:p>
@@ -4324,6 +4737,10 @@
         <w:pStyle w:val="Heading3"/>
       </w:pPr>
       <w:r>
+        <w:rPr>
+          <w:b w:val="0"/>
+          <w:i w:val="0"/>
+        </w:rPr>
         <w:t>Challenge box</w:t>
       </w:r>
     </w:p>
@@ -4333,16 +4750,26 @@
         <w:shd w:fill="FFF8E7"/>
       </w:pPr>
       <w:r>
+        <w:rPr>
+          <w:b w:val="0"/>
+          <w:i w:val="0"/>
+        </w:rPr>
         <w:t xml:space="preserve">A programmer claims that the 8-bit two's complement pattern </w:t>
       </w:r>
       <w:r>
         <w:rPr>
           <w:rFonts w:ascii="Consolas" w:hAnsi="Consolas"/>
+          <w:b w:val="0"/>
+          <w:i w:val="0"/>
           <w:sz w:val="19"/>
         </w:rPr>
         <w:t>10000000</w:t>
       </w:r>
       <w:r>
+        <w:rPr>
+          <w:b w:val="0"/>
+          <w:i w:val="0"/>
+        </w:rPr>
         <w:t xml:space="preserve"> is "negative zero, so it equals 0."</w:t>
       </w:r>
     </w:p>
@@ -4360,20 +4787,31 @@
       <w:r>
         <w:rPr>
           <w:b/>
+          <w:i w:val="0"/>
         </w:rPr>
         <w:t>(a)</w:t>
       </w:r>
       <w:r>
+        <w:rPr>
+          <w:b w:val="0"/>
+          <w:i w:val="0"/>
+        </w:rPr>
         <w:t xml:space="preserve"> What denary value does </w:t>
       </w:r>
       <w:r>
         <w:rPr>
           <w:rFonts w:ascii="Consolas" w:hAnsi="Consolas"/>
+          <w:b w:val="0"/>
+          <w:i w:val="0"/>
           <w:sz w:val="19"/>
         </w:rPr>
         <w:t>10000000</w:t>
       </w:r>
       <w:r>
+        <w:rPr>
+          <w:b w:val="0"/>
+          <w:i w:val="0"/>
+        </w:rPr>
         <w:t xml:space="preserve"> actually represent in 8-bit two's complement? Show your reasoning using the −128 place value.</w:t>
       </w:r>
     </w:p>
@@ -4391,19 +4829,29 @@
       <w:r>
         <w:rPr>
           <w:b/>
+          <w:i w:val="0"/>
         </w:rPr>
         <w:t>(b)</w:t>
       </w:r>
       <w:r>
+        <w:rPr>
+          <w:b w:val="0"/>
+          <w:i w:val="0"/>
+        </w:rPr>
         <w:t xml:space="preserve"> Explain why two's complement (unlike sign-and-magnitude) has </w:t>
       </w:r>
       <w:r>
         <w:rPr>
           <w:b/>
+          <w:i w:val="0"/>
         </w:rPr>
         <w:t>only one</w:t>
       </w:r>
       <w:r>
+        <w:rPr>
+          <w:b w:val="0"/>
+          <w:i w:val="0"/>
+        </w:rPr>
         <w:t xml:space="preserve"> representation of zero.</w:t>
       </w:r>
     </w:p>
@@ -4421,45 +4869,72 @@
       <w:r>
         <w:rPr>
           <w:b/>
+          <w:i w:val="0"/>
         </w:rPr>
         <w:t>(c)</w:t>
       </w:r>
       <w:r>
+        <w:rPr>
+          <w:b w:val="0"/>
+          <w:i w:val="0"/>
+        </w:rPr>
         <w:t xml:space="preserve"> A colour is written </w:t>
       </w:r>
       <w:r>
         <w:rPr>
           <w:rFonts w:ascii="Consolas" w:hAnsi="Consolas"/>
+          <w:b w:val="0"/>
+          <w:i w:val="0"/>
           <w:sz w:val="19"/>
         </w:rPr>
         <w:t>#1E90FF</w:t>
       </w:r>
       <w:r>
+        <w:rPr>
+          <w:b w:val="0"/>
+          <w:i w:val="0"/>
+        </w:rPr>
         <w:t xml:space="preserve">. Convert the green channel </w:t>
       </w:r>
       <w:r>
         <w:rPr>
           <w:rFonts w:ascii="Consolas" w:hAnsi="Consolas"/>
+          <w:b w:val="0"/>
+          <w:i w:val="0"/>
           <w:sz w:val="19"/>
         </w:rPr>
         <w:t>90</w:t>
       </w:r>
       <w:r>
+        <w:rPr>
+          <w:b w:val="0"/>
+          <w:i w:val="0"/>
+        </w:rPr>
         <w:t xml:space="preserve"> (hex) to denary, and the blue channel </w:t>
       </w:r>
       <w:r>
         <w:rPr>
           <w:rFonts w:ascii="Consolas" w:hAnsi="Consolas"/>
+          <w:b w:val="0"/>
+          <w:i w:val="0"/>
           <w:sz w:val="19"/>
         </w:rPr>
         <w:t>FF</w:t>
       </w:r>
       <w:r>
+        <w:rPr>
+          <w:b w:val="0"/>
+          <w:i w:val="0"/>
+        </w:rPr>
         <w:t xml:space="preserve"> to denary. Why is hex used for colours rather than raw binary?</w:t>
       </w:r>
     </w:p>
     <w:p>
       <w:r>
+        <w:rPr>
+          <w:b w:val="0"/>
+          <w:i w:val="0"/>
+        </w:rPr>
         <w:t>&lt;br&gt;&lt;br&gt;&lt;br&gt;</w:t>
       </w:r>
     </w:p>
@@ -4475,46 +4950,63 @@
         <w:pStyle w:val="Heading2"/>
       </w:pPr>
       <w:r>
+        <w:rPr>
+          <w:b w:val="0"/>
+          <w:i w:val="0"/>
+        </w:rPr>
         <w:t>Section B — Exam practice (30 marks)</w:t>
       </w:r>
     </w:p>
     <w:p>
       <w:r>
         <w:rPr>
+          <w:b w:val="0"/>
           <w:i/>
         </w:rPr>
-        <w:t>Answer all questions in the spaces provided. In questions marked with an asterisk (\</w:t>
-      </w:r>
-      <w:r>
-        <w:t>) the quality of your extended response will be assessed.*</w:t>
+        <w:t>Answer all questions in the spaces provided. In questions marked with an asterisk (*) the quality of your extended response will be assessed.</w:t>
       </w:r>
     </w:p>
     <w:p>
       <w:r>
         <w:rPr>
           <w:b/>
+          <w:i w:val="0"/>
         </w:rPr>
         <w:t>Q1</w:t>
       </w:r>
       <w:r>
+        <w:rPr>
+          <w:b w:val="0"/>
+          <w:i w:val="0"/>
+        </w:rPr>
         <w:t xml:space="preserve"> Describe </w:t>
       </w:r>
       <w:r>
         <w:rPr>
           <w:b/>
+          <w:i w:val="0"/>
         </w:rPr>
         <w:t>one</w:t>
       </w:r>
       <w:r>
+        <w:rPr>
+          <w:b w:val="0"/>
+          <w:i w:val="0"/>
+        </w:rPr>
         <w:t xml:space="preserve"> difference between the ASCII and Unicode character sets. </w:t>
       </w:r>
       <w:r>
         <w:rPr>
           <w:b/>
+          <w:i w:val="0"/>
         </w:rPr>
         <w:t>[2]</w:t>
       </w:r>
       <w:r>
+        <w:rPr>
+          <w:b w:val="0"/>
+          <w:i w:val="0"/>
+        </w:rPr>
         <w:t xml:space="preserve"> (AO1)</w:t>
       </w:r>
     </w:p>
@@ -4546,6 +5038,8 @@
       <w:r>
         <w:rPr>
           <w:rFonts w:ascii="Consolas" w:hAnsi="Consolas"/>
+          <w:b w:val="0"/>
+          <w:i w:val="0"/>
           <w:sz w:val="19"/>
         </w:rPr>
         <w:t>_______________________________________________________________</w:t>
@@ -4555,6 +5049,8 @@
       <w:r>
         <w:rPr>
           <w:rFonts w:ascii="Consolas" w:hAnsi="Consolas"/>
+          <w:b w:val="0"/>
+          <w:i w:val="0"/>
           <w:sz w:val="19"/>
         </w:rPr>
         <w:t>_______________________________________________________________</w:t>
@@ -4564,51 +5060,80 @@
       <w:r>
         <w:rPr>
           <w:b/>
+          <w:i w:val="0"/>
         </w:rPr>
         <w:t>Q2</w:t>
       </w:r>
       <w:r>
+        <w:rPr>
+          <w:b w:val="0"/>
+          <w:i w:val="0"/>
+        </w:rPr>
         <w:t xml:space="preserve"> A weather station records air temperatures between −60 °C and +60 °C and stores each reading as an </w:t>
       </w:r>
       <w:r>
         <w:rPr>
           <w:b/>
+          <w:i w:val="0"/>
         </w:rPr>
         <w:t>8-bit two's complement</w:t>
       </w:r>
       <w:r>
+        <w:rPr>
+          <w:b w:val="0"/>
+          <w:i w:val="0"/>
+        </w:rPr>
         <w:t xml:space="preserve"> integer.</w:t>
       </w:r>
     </w:p>
     <w:p>
       <w:r>
+        <w:rPr>
+          <w:b w:val="0"/>
+          <w:i w:val="0"/>
+        </w:rPr>
         <w:t xml:space="preserve">Show how the temperature </w:t>
       </w:r>
       <w:r>
         <w:rPr>
           <w:b/>
+          <w:i w:val="0"/>
         </w:rPr>
         <w:t>−45</w:t>
       </w:r>
       <w:r>
+        <w:rPr>
+          <w:b w:val="0"/>
+          <w:i w:val="0"/>
+        </w:rPr>
         <w:t xml:space="preserve"> is stored. </w:t>
       </w:r>
       <w:r>
         <w:rPr>
+          <w:b w:val="0"/>
           <w:i/>
         </w:rPr>
         <w:t>You must show your working.</w:t>
       </w:r>
       <w:r>
+        <w:rPr>
+          <w:b w:val="0"/>
+          <w:i w:val="0"/>
+        </w:rPr>
         <w:t xml:space="preserve"> </w:t>
       </w:r>
       <w:r>
         <w:rPr>
           <w:b/>
+          <w:i w:val="0"/>
         </w:rPr>
         <w:t>[3]</w:t>
       </w:r>
       <w:r>
+        <w:rPr>
+          <w:b w:val="0"/>
+          <w:i w:val="0"/>
+        </w:rPr>
         <w:t xml:space="preserve"> (AO2)</w:t>
       </w:r>
     </w:p>
@@ -4648,12 +5173,17 @@
       <w:r>
         <w:rPr>
           <w:b/>
+          <w:i w:val="0"/>
         </w:rPr>
         <w:t>Working space:</w:t>
       </w:r>
     </w:p>
     <w:p>
       <w:r>
+        <w:rPr>
+          <w:b w:val="0"/>
+          <w:i w:val="0"/>
+        </w:rPr>
         <w:t>&lt;br&gt;&lt;br&gt;&lt;br&gt;</w:t>
       </w:r>
     </w:p>
@@ -4661,37 +5191,57 @@
       <w:r>
         <w:rPr>
           <w:b/>
+          <w:i w:val="0"/>
         </w:rPr>
         <w:t>Q3</w:t>
       </w:r>
       <w:r>
+        <w:rPr>
+          <w:b w:val="0"/>
+          <w:i w:val="0"/>
+        </w:rPr>
         <w:t xml:space="preserve"> A games engine stores numbers in a floating-point format with an </w:t>
       </w:r>
       <w:r>
         <w:rPr>
           <w:b/>
+          <w:i w:val="0"/>
         </w:rPr>
         <w:t>8-bit mantissa</w:t>
       </w:r>
       <w:r>
+        <w:rPr>
+          <w:b w:val="0"/>
+          <w:i w:val="0"/>
+        </w:rPr>
         <w:t xml:space="preserve"> and a </w:t>
       </w:r>
       <w:r>
         <w:rPr>
           <w:b/>
+          <w:i w:val="0"/>
         </w:rPr>
         <w:t>4-bit exponent</w:t>
       </w:r>
       <w:r>
+        <w:rPr>
+          <w:b w:val="0"/>
+          <w:i w:val="0"/>
+        </w:rPr>
         <w:t>, both in two's complement, with the binary point after the first (sign) bit of the mantissa.</w:t>
       </w:r>
     </w:p>
     <w:p>
       <w:r>
+        <w:rPr>
+          <w:b w:val="0"/>
+          <w:i w:val="0"/>
+        </w:rPr>
         <w:t xml:space="preserve">Calculate the denary value of each of the following stored numbers. </w:t>
       </w:r>
       <w:r>
         <w:rPr>
+          <w:b w:val="0"/>
           <w:i/>
         </w:rPr>
         <w:t>You must show your working.</w:t>
@@ -4701,39 +5251,61 @@
       <w:r>
         <w:rPr>
           <w:b/>
+          <w:i w:val="0"/>
         </w:rPr>
         <w:t>(i)</w:t>
       </w:r>
       <w:r>
+        <w:rPr>
+          <w:b w:val="0"/>
+          <w:i w:val="0"/>
+        </w:rPr>
         <w:t xml:space="preserve"> mantissa </w:t>
       </w:r>
       <w:r>
         <w:rPr>
           <w:rFonts w:ascii="Consolas" w:hAnsi="Consolas"/>
+          <w:b w:val="0"/>
+          <w:i w:val="0"/>
           <w:sz w:val="19"/>
         </w:rPr>
         <w:t>01011000</w:t>
       </w:r>
       <w:r>
+        <w:rPr>
+          <w:b w:val="0"/>
+          <w:i w:val="0"/>
+        </w:rPr>
         <w:t xml:space="preserve">, exponent </w:t>
       </w:r>
       <w:r>
         <w:rPr>
           <w:rFonts w:ascii="Consolas" w:hAnsi="Consolas"/>
+          <w:b w:val="0"/>
+          <w:i w:val="0"/>
           <w:sz w:val="19"/>
         </w:rPr>
         <w:t>0011</w:t>
       </w:r>
       <w:r>
+        <w:rPr>
+          <w:b w:val="0"/>
+          <w:i w:val="0"/>
+        </w:rPr>
         <w:t xml:space="preserve"> </w:t>
       </w:r>
       <w:r>
         <w:rPr>
           <w:b/>
+          <w:i w:val="0"/>
         </w:rPr>
         <w:t>[2]</w:t>
       </w:r>
       <w:r>
+        <w:rPr>
+          <w:b w:val="0"/>
+          <w:i w:val="0"/>
+        </w:rPr>
         <w:t xml:space="preserve"> (AO2)</w:t>
       </w:r>
     </w:p>
@@ -4765,12 +5337,17 @@
       <w:r>
         <w:rPr>
           <w:b/>
+          <w:i w:val="0"/>
         </w:rPr>
         <w:t>Working space:</w:t>
       </w:r>
     </w:p>
     <w:p>
       <w:r>
+        <w:rPr>
+          <w:b w:val="0"/>
+          <w:i w:val="0"/>
+        </w:rPr>
         <w:t>&lt;br&gt;&lt;br&gt;</w:t>
       </w:r>
     </w:p>
@@ -4778,39 +5355,61 @@
       <w:r>
         <w:rPr>
           <w:b/>
+          <w:i w:val="0"/>
         </w:rPr>
         <w:t>(ii)</w:t>
       </w:r>
       <w:r>
+        <w:rPr>
+          <w:b w:val="0"/>
+          <w:i w:val="0"/>
+        </w:rPr>
         <w:t xml:space="preserve"> mantissa </w:t>
       </w:r>
       <w:r>
         <w:rPr>
           <w:rFonts w:ascii="Consolas" w:hAnsi="Consolas"/>
+          <w:b w:val="0"/>
+          <w:i w:val="0"/>
           <w:sz w:val="19"/>
         </w:rPr>
         <w:t>10110000</w:t>
       </w:r>
       <w:r>
+        <w:rPr>
+          <w:b w:val="0"/>
+          <w:i w:val="0"/>
+        </w:rPr>
         <w:t xml:space="preserve">, exponent </w:t>
       </w:r>
       <w:r>
         <w:rPr>
           <w:rFonts w:ascii="Consolas" w:hAnsi="Consolas"/>
+          <w:b w:val="0"/>
+          <w:i w:val="0"/>
           <w:sz w:val="19"/>
         </w:rPr>
         <w:t>0011</w:t>
       </w:r>
       <w:r>
+        <w:rPr>
+          <w:b w:val="0"/>
+          <w:i w:val="0"/>
+        </w:rPr>
         <w:t xml:space="preserve"> </w:t>
       </w:r>
       <w:r>
         <w:rPr>
           <w:b/>
+          <w:i w:val="0"/>
         </w:rPr>
         <w:t>[2]</w:t>
       </w:r>
       <w:r>
+        <w:rPr>
+          <w:b w:val="0"/>
+          <w:i w:val="0"/>
+        </w:rPr>
         <w:t xml:space="preserve"> (AO2)</w:t>
       </w:r>
     </w:p>
@@ -4842,12 +5441,17 @@
       <w:r>
         <w:rPr>
           <w:b/>
+          <w:i w:val="0"/>
         </w:rPr>
         <w:t>Working space:</w:t>
       </w:r>
     </w:p>
     <w:p>
       <w:r>
+        <w:rPr>
+          <w:b w:val="0"/>
+          <w:i w:val="0"/>
+        </w:rPr>
         <w:t>&lt;br&gt;&lt;br&gt;</w:t>
       </w:r>
     </w:p>
@@ -4855,10 +5459,15 @@
       <w:r>
         <w:rPr>
           <w:b/>
+          <w:i w:val="0"/>
         </w:rPr>
         <w:t>Q4</w:t>
       </w:r>
       <w:r>
+        <w:rPr>
+          <w:b w:val="0"/>
+          <w:i w:val="0"/>
+        </w:rPr>
         <w:t xml:space="preserve"> Use Boolean algebra to simplify the following expression, showing each step and naming the identity or rule used.</w:t>
       </w:r>
     </w:p>
@@ -4866,19 +5475,29 @@
       <w:r>
         <w:rPr>
           <w:b/>
+          <w:i w:val="0"/>
         </w:rPr>
         <w:t>X = A·B + A·¬B + ¬A·B</w:t>
       </w:r>
       <w:r>
+        <w:rPr>
+          <w:b w:val="0"/>
+          <w:i w:val="0"/>
+        </w:rPr>
         <w:t xml:space="preserve"> </w:t>
       </w:r>
       <w:r>
         <w:rPr>
           <w:b/>
+          <w:i w:val="0"/>
         </w:rPr>
         <w:t>[3]</w:t>
       </w:r>
       <w:r>
+        <w:rPr>
+          <w:b w:val="0"/>
+          <w:i w:val="0"/>
+        </w:rPr>
         <w:t xml:space="preserve"> (AO2)</w:t>
       </w:r>
     </w:p>
@@ -4918,6 +5537,8 @@
       <w:r>
         <w:rPr>
           <w:rFonts w:ascii="Consolas" w:hAnsi="Consolas"/>
+          <w:b w:val="0"/>
+          <w:i w:val="0"/>
           <w:sz w:val="19"/>
         </w:rPr>
         <w:t>_______________________________________________________________</w:t>
@@ -4927,6 +5548,8 @@
       <w:r>
         <w:rPr>
           <w:rFonts w:ascii="Consolas" w:hAnsi="Consolas"/>
+          <w:b w:val="0"/>
+          <w:i w:val="0"/>
           <w:sz w:val="19"/>
         </w:rPr>
         <w:t>_______________________________________________________________</w:t>
@@ -4936,6 +5559,8 @@
       <w:r>
         <w:rPr>
           <w:rFonts w:ascii="Consolas" w:hAnsi="Consolas"/>
+          <w:b w:val="0"/>
+          <w:i w:val="0"/>
           <w:sz w:val="19"/>
         </w:rPr>
         <w:t>_______________________________________________________________</w:t>
@@ -4945,60 +5570,94 @@
       <w:r>
         <w:rPr>
           <w:b/>
+          <w:i w:val="0"/>
         </w:rPr>
         <w:t>Q5</w:t>
       </w:r>
       <w:r>
+        <w:rPr>
+          <w:b w:val="0"/>
+          <w:i w:val="0"/>
+        </w:rPr>
         <w:t xml:space="preserve"> A text editor provides an </w:t>
       </w:r>
       <w:r>
         <w:rPr>
+          <w:b w:val="0"/>
           <w:i/>
         </w:rPr>
         <w:t>undo</w:t>
       </w:r>
       <w:r>
+        <w:rPr>
+          <w:b w:val="0"/>
+          <w:i w:val="0"/>
+        </w:rPr>
         <w:t xml:space="preserve"> feature. Every time the user performs an action (e.g. typing a word, deleting a line) the action is recorded; pressing </w:t>
       </w:r>
       <w:r>
         <w:rPr>
+          <w:b w:val="0"/>
           <w:i/>
         </w:rPr>
         <w:t>undo</w:t>
       </w:r>
       <w:r>
+        <w:rPr>
+          <w:b w:val="0"/>
+          <w:i w:val="0"/>
+        </w:rPr>
         <w:t xml:space="preserve"> reverses the most recent action first.</w:t>
       </w:r>
     </w:p>
     <w:p>
       <w:r>
+        <w:rPr>
+          <w:b w:val="0"/>
+          <w:i w:val="0"/>
+        </w:rPr>
         <w:t xml:space="preserve">Explain why a </w:t>
       </w:r>
       <w:r>
         <w:rPr>
           <w:b/>
+          <w:i w:val="0"/>
         </w:rPr>
         <w:t>stack</w:t>
       </w:r>
       <w:r>
+        <w:rPr>
+          <w:b w:val="0"/>
+          <w:i w:val="0"/>
+        </w:rPr>
         <w:t xml:space="preserve"> is an appropriate data structure for this feature, describing the operations used when an action is performed and when </w:t>
       </w:r>
       <w:r>
         <w:rPr>
+          <w:b w:val="0"/>
           <w:i/>
         </w:rPr>
         <w:t>undo</w:t>
       </w:r>
       <w:r>
+        <w:rPr>
+          <w:b w:val="0"/>
+          <w:i w:val="0"/>
+        </w:rPr>
         <w:t xml:space="preserve"> is pressed. </w:t>
       </w:r>
       <w:r>
         <w:rPr>
           <w:b/>
+          <w:i w:val="0"/>
         </w:rPr>
         <w:t>[3]</w:t>
       </w:r>
       <w:r>
+        <w:rPr>
+          <w:b w:val="0"/>
+          <w:i w:val="0"/>
+        </w:rPr>
         <w:t xml:space="preserve"> (AO2)</w:t>
       </w:r>
     </w:p>
@@ -5038,6 +5697,8 @@
       <w:r>
         <w:rPr>
           <w:rFonts w:ascii="Consolas" w:hAnsi="Consolas"/>
+          <w:b w:val="0"/>
+          <w:i w:val="0"/>
           <w:sz w:val="19"/>
         </w:rPr>
         <w:t>_______________________________________________________________</w:t>
@@ -5047,6 +5708,8 @@
       <w:r>
         <w:rPr>
           <w:rFonts w:ascii="Consolas" w:hAnsi="Consolas"/>
+          <w:b w:val="0"/>
+          <w:i w:val="0"/>
           <w:sz w:val="19"/>
         </w:rPr>
         <w:t>_______________________________________________________________</w:t>
@@ -5056,6 +5719,8 @@
       <w:r>
         <w:rPr>
           <w:rFonts w:ascii="Consolas" w:hAnsi="Consolas"/>
+          <w:b w:val="0"/>
+          <w:i w:val="0"/>
           <w:sz w:val="19"/>
         </w:rPr>
         <w:t>_______________________________________________________________</w:t>
@@ -5065,37 +5730,57 @@
       <w:r>
         <w:rPr>
           <w:b/>
+          <w:i w:val="0"/>
         </w:rPr>
         <w:t>Q6</w:t>
       </w:r>
       <w:r>
+        <w:rPr>
+          <w:b w:val="0"/>
+          <w:i w:val="0"/>
+        </w:rPr>
         <w:t xml:space="preserve"> State the purpose of a </w:t>
       </w:r>
       <w:r>
         <w:rPr>
           <w:b/>
+          <w:i w:val="0"/>
         </w:rPr>
         <w:t>D-type flip-flop</w:t>
       </w:r>
       <w:r>
+        <w:rPr>
+          <w:b w:val="0"/>
+          <w:i w:val="0"/>
+        </w:rPr>
         <w:t xml:space="preserve">, and describe the role of the </w:t>
       </w:r>
       <w:r>
         <w:rPr>
           <w:b/>
+          <w:i w:val="0"/>
         </w:rPr>
         <w:t>clock</w:t>
       </w:r>
       <w:r>
+        <w:rPr>
+          <w:b w:val="0"/>
+          <w:i w:val="0"/>
+        </w:rPr>
         <w:t xml:space="preserve"> input. </w:t>
       </w:r>
       <w:r>
         <w:rPr>
           <w:b/>
+          <w:i w:val="0"/>
         </w:rPr>
         <w:t>[2]</w:t>
       </w:r>
       <w:r>
+        <w:rPr>
+          <w:b w:val="0"/>
+          <w:i w:val="0"/>
+        </w:rPr>
         <w:t xml:space="preserve"> (AO1)</w:t>
       </w:r>
     </w:p>
@@ -5127,6 +5812,8 @@
       <w:r>
         <w:rPr>
           <w:rFonts w:ascii="Consolas" w:hAnsi="Consolas"/>
+          <w:b w:val="0"/>
+          <w:i w:val="0"/>
           <w:sz w:val="19"/>
         </w:rPr>
         <w:t>_______________________________________________________________</w:t>
@@ -5136,6 +5823,8 @@
       <w:r>
         <w:rPr>
           <w:rFonts w:ascii="Consolas" w:hAnsi="Consolas"/>
+          <w:b w:val="0"/>
+          <w:i w:val="0"/>
           <w:sz w:val="19"/>
         </w:rPr>
         <w:t>_______________________________________________________________</w:t>
@@ -5145,60 +5834,94 @@
       <w:r>
         <w:rPr>
           <w:b/>
+          <w:i w:val="0"/>
         </w:rPr>
         <w:t>Q7</w:t>
       </w:r>
       <w:r>
+        <w:rPr>
+          <w:b w:val="0"/>
+          <w:i w:val="0"/>
+        </w:rPr>
         <w:t xml:space="preserve"> An online game stores each player's high score. Player names (the keys) are stored in a </w:t>
       </w:r>
       <w:r>
         <w:rPr>
           <w:b/>
+          <w:i w:val="0"/>
         </w:rPr>
         <w:t>hash table</w:t>
       </w:r>
       <w:r>
+        <w:rPr>
+          <w:b w:val="0"/>
+          <w:i w:val="0"/>
+        </w:rPr>
         <w:t xml:space="preserve"> so that a player's score can be found quickly.</w:t>
       </w:r>
     </w:p>
     <w:p>
       <w:r>
+        <w:rPr>
+          <w:b w:val="0"/>
+          <w:i w:val="0"/>
+        </w:rPr>
         <w:t xml:space="preserve">Explain how the hash table is used to </w:t>
       </w:r>
       <w:r>
         <w:rPr>
           <w:b/>
+          <w:i w:val="0"/>
         </w:rPr>
         <w:t>store</w:t>
       </w:r>
       <w:r>
+        <w:rPr>
+          <w:b w:val="0"/>
+          <w:i w:val="0"/>
+        </w:rPr>
         <w:t xml:space="preserve"> and </w:t>
       </w:r>
       <w:r>
         <w:rPr>
           <w:b/>
+          <w:i w:val="0"/>
         </w:rPr>
         <w:t>retrieve</w:t>
       </w:r>
       <w:r>
+        <w:rPr>
+          <w:b w:val="0"/>
+          <w:i w:val="0"/>
+        </w:rPr>
         <w:t xml:space="preserve"> a player's score, and what happens when a </w:t>
       </w:r>
       <w:r>
         <w:rPr>
           <w:b/>
+          <w:i w:val="0"/>
         </w:rPr>
         <w:t>collision</w:t>
       </w:r>
       <w:r>
+        <w:rPr>
+          <w:b w:val="0"/>
+          <w:i w:val="0"/>
+        </w:rPr>
         <w:t xml:space="preserve"> occurs. </w:t>
       </w:r>
       <w:r>
         <w:rPr>
           <w:b/>
+          <w:i w:val="0"/>
         </w:rPr>
         <w:t>[4]</w:t>
       </w:r>
       <w:r>
+        <w:rPr>
+          <w:b w:val="0"/>
+          <w:i w:val="0"/>
+        </w:rPr>
         <w:t xml:space="preserve"> (AO2)</w:t>
       </w:r>
     </w:p>
@@ -5254,6 +5977,8 @@
       <w:r>
         <w:rPr>
           <w:rFonts w:ascii="Consolas" w:hAnsi="Consolas"/>
+          <w:b w:val="0"/>
+          <w:i w:val="0"/>
           <w:sz w:val="19"/>
         </w:rPr>
         <w:t>_______________________________________________________________</w:t>
@@ -5263,6 +5988,8 @@
       <w:r>
         <w:rPr>
           <w:rFonts w:ascii="Consolas" w:hAnsi="Consolas"/>
+          <w:b w:val="0"/>
+          <w:i w:val="0"/>
           <w:sz w:val="19"/>
         </w:rPr>
         <w:t>_______________________________________________________________</w:t>
@@ -5272,6 +5999,8 @@
       <w:r>
         <w:rPr>
           <w:rFonts w:ascii="Consolas" w:hAnsi="Consolas"/>
+          <w:b w:val="0"/>
+          <w:i w:val="0"/>
           <w:sz w:val="19"/>
         </w:rPr>
         <w:t>_______________________________________________________________</w:t>
@@ -5281,6 +6010,8 @@
       <w:r>
         <w:rPr>
           <w:rFonts w:ascii="Consolas" w:hAnsi="Consolas"/>
+          <w:b w:val="0"/>
+          <w:i w:val="0"/>
           <w:sz w:val="19"/>
         </w:rPr>
         <w:t>_______________________________________________________________</w:t>
@@ -5290,11 +6021,16 @@
       <w:r>
         <w:rPr>
           <w:b/>
-        </w:rPr>
-        <w:t>Q8\</w:t>
-      </w:r>
-      <w:r>
-        <w:t>* A developer is building a contacts app for a phone. The app must:</w:t>
+          <w:i w:val="0"/>
+        </w:rPr>
+        <w:t>Q8*</w:t>
+      </w:r>
+      <w:r>
+        <w:rPr>
+          <w:b w:val="0"/>
+          <w:i w:val="0"/>
+        </w:rPr>
+        <w:t xml:space="preserve"> A developer is building a contacts app for a phone. The app must:</w:t>
       </w:r>
     </w:p>
     <w:p>
@@ -5302,15 +6038,24 @@
         <w:pStyle w:val="ListBullet"/>
       </w:pPr>
       <w:r>
+        <w:rPr>
+          <w:b w:val="0"/>
+          <w:i w:val="0"/>
+        </w:rPr>
         <w:t xml:space="preserve">find a contact's details from their name </w:t>
       </w:r>
       <w:r>
         <w:rPr>
           <w:b/>
+          <w:i w:val="0"/>
         </w:rPr>
         <w:t>as quickly as possible</w:t>
       </w:r>
       <w:r>
+        <w:rPr>
+          <w:b w:val="0"/>
+          <w:i w:val="0"/>
+        </w:rPr>
         <w:t>, and</w:t>
       </w:r>
     </w:p>
@@ -5319,52 +6064,84 @@
         <w:pStyle w:val="ListBullet"/>
       </w:pPr>
       <w:r>
+        <w:rPr>
+          <w:b w:val="0"/>
+          <w:i w:val="0"/>
+        </w:rPr>
         <w:t xml:space="preserve">display the full contact list </w:t>
       </w:r>
       <w:r>
         <w:rPr>
           <w:b/>
+          <w:i w:val="0"/>
         </w:rPr>
         <w:t>in alphabetical order</w:t>
       </w:r>
       <w:r>
+        <w:rPr>
+          <w:b w:val="0"/>
+          <w:i w:val="0"/>
+        </w:rPr>
         <w:t xml:space="preserve"> whenever it is opened.</w:t>
       </w:r>
     </w:p>
     <w:p>
       <w:r>
+        <w:rPr>
+          <w:b w:val="0"/>
+          <w:i w:val="0"/>
+        </w:rPr>
         <w:t xml:space="preserve">The developer is deciding whether to store the contacts in a </w:t>
       </w:r>
       <w:r>
         <w:rPr>
           <w:b/>
+          <w:i w:val="0"/>
         </w:rPr>
         <w:t>hash table</w:t>
       </w:r>
       <w:r>
+        <w:rPr>
+          <w:b w:val="0"/>
+          <w:i w:val="0"/>
+        </w:rPr>
         <w:t xml:space="preserve"> or a </w:t>
       </w:r>
       <w:r>
         <w:rPr>
           <w:b/>
+          <w:i w:val="0"/>
         </w:rPr>
         <w:t>binary search tree (BST)</w:t>
       </w:r>
       <w:r>
+        <w:rPr>
+          <w:b w:val="0"/>
+          <w:i w:val="0"/>
+        </w:rPr>
         <w:t>.</w:t>
       </w:r>
     </w:p>
     <w:p>
       <w:r>
+        <w:rPr>
+          <w:b w:val="0"/>
+          <w:i w:val="0"/>
+        </w:rPr>
         <w:t xml:space="preserve">Discuss the suitability of each data structure for this app and recommend, with justification, which the developer should use. </w:t>
       </w:r>
       <w:r>
         <w:rPr>
           <w:b/>
+          <w:i w:val="0"/>
         </w:rPr>
         <w:t>[9]</w:t>
       </w:r>
       <w:r>
+        <w:rPr>
+          <w:b w:val="0"/>
+          <w:i w:val="0"/>
+        </w:rPr>
         <w:t xml:space="preserve"> (AO3)</w:t>
       </w:r>
     </w:p>
@@ -5468,6 +6245,8 @@
       <w:r>
         <w:rPr>
           <w:rFonts w:ascii="Consolas" w:hAnsi="Consolas"/>
+          <w:b w:val="0"/>
+          <w:i w:val="0"/>
           <w:sz w:val="19"/>
         </w:rPr>
         <w:t>_______________________________________________________________</w:t>
@@ -5477,6 +6256,8 @@
       <w:r>
         <w:rPr>
           <w:rFonts w:ascii="Consolas" w:hAnsi="Consolas"/>
+          <w:b w:val="0"/>
+          <w:i w:val="0"/>
           <w:sz w:val="19"/>
         </w:rPr>
         <w:t>_______________________________________________________________</w:t>
@@ -5486,6 +6267,8 @@
       <w:r>
         <w:rPr>
           <w:rFonts w:ascii="Consolas" w:hAnsi="Consolas"/>
+          <w:b w:val="0"/>
+          <w:i w:val="0"/>
           <w:sz w:val="19"/>
         </w:rPr>
         <w:t>_______________________________________________________________</w:t>
@@ -5495,6 +6278,8 @@
       <w:r>
         <w:rPr>
           <w:rFonts w:ascii="Consolas" w:hAnsi="Consolas"/>
+          <w:b w:val="0"/>
+          <w:i w:val="0"/>
           <w:sz w:val="19"/>
         </w:rPr>
         <w:t>_______________________________________________________________</w:t>
@@ -5504,6 +6289,8 @@
       <w:r>
         <w:rPr>
           <w:rFonts w:ascii="Consolas" w:hAnsi="Consolas"/>
+          <w:b w:val="0"/>
+          <w:i w:val="0"/>
           <w:sz w:val="19"/>
         </w:rPr>
         <w:t>_______________________________________________________________</w:t>
@@ -5513,6 +6300,8 @@
       <w:r>
         <w:rPr>
           <w:rFonts w:ascii="Consolas" w:hAnsi="Consolas"/>
+          <w:b w:val="0"/>
+          <w:i w:val="0"/>
           <w:sz w:val="19"/>
         </w:rPr>
         <w:t>_______________________________________________________________</w:t>
@@ -5522,6 +6311,8 @@
       <w:r>
         <w:rPr>
           <w:rFonts w:ascii="Consolas" w:hAnsi="Consolas"/>
+          <w:b w:val="0"/>
+          <w:i w:val="0"/>
           <w:sz w:val="19"/>
         </w:rPr>
         <w:t>_______________________________________________________________</w:t>
@@ -5531,6 +6322,8 @@
       <w:r>
         <w:rPr>
           <w:rFonts w:ascii="Consolas" w:hAnsi="Consolas"/>
+          <w:b w:val="0"/>
+          <w:i w:val="0"/>
           <w:sz w:val="19"/>
         </w:rPr>
         <w:t>_______________________________________________________________</w:t>
@@ -5540,6 +6333,7 @@
       <w:r>
         <w:rPr>
           <w:b/>
+          <w:i w:val="0"/>
         </w:rPr>
         <w:t>Section B total: 30 marks</w:t>
       </w:r>

--- a/Course/1 Component 1 - Computer Systems/1.4 Data Types, Data Structures and Boolean Algebra/00 Topic Resources/6 End-of-Topic Worksheet (editable).docx
+++ b/Course/1 Component 1 - Computer Systems/1.4 Data Types, Data Structures and Boolean Algebra/00 Topic Resources/6 End-of-Topic Worksheet (editable).docx
@@ -5010,969 +5010,937 @@
         <w:t xml:space="preserve"> (AO1)</w:t>
       </w:r>
     </w:p>
+    <w:tbl>
+      <w:tblPr>
+        <w:tblStyle w:val="TableGrid"/>
+        <w:tblW w:type="auto" w:w="0"/>
+        <w:tblLook w:firstColumn="1" w:firstRow="1" w:lastColumn="0" w:lastRow="0" w:noHBand="0" w:noVBand="1" w:val="04A0"/>
+      </w:tblPr>
+      <w:tblGrid>
+        <w:gridCol w:w="8640"/>
+      </w:tblGrid>
+      <w:tr>
+        <w:trPr>
+          <w:trHeight w:val="1020" w:hRule="atLeast"/>
+        </w:trPr>
+        <w:tc>
+          <w:tcPr>
+            <w:tcW w:type="dxa" w:w="8640"/>
+          </w:tcPr>
+          <w:p>
+            <w:pPr>
+              <w:spacing w:before="40"/>
+            </w:pPr>
+          </w:p>
+        </w:tc>
+      </w:tr>
+    </w:tbl>
+    <w:p/>
     <w:p>
-      <w:pPr>
-        <w:spacing w:before="260"/>
-        <w:pBdr>
-          <w:bottom w:val="single" w:sz="4" w:space="1" w:color="AAB4C0"/>
-        </w:pBdr>
-      </w:pPr>
+      <w:r>
+        <w:rPr>
+          <w:rFonts w:ascii="Consolas" w:hAnsi="Consolas"/>
+          <w:b w:val="0"/>
+          <w:i w:val="0"/>
+          <w:sz w:val="19"/>
+        </w:rPr>
+        <w:t>_______________________________________________________________</w:t>
+      </w:r>
     </w:p>
     <w:p>
-      <w:pPr>
-        <w:spacing w:before="260"/>
-        <w:pBdr>
-          <w:bottom w:val="single" w:sz="4" w:space="1" w:color="AAB4C0"/>
-        </w:pBdr>
-      </w:pPr>
+      <w:r>
+        <w:rPr>
+          <w:rFonts w:ascii="Consolas" w:hAnsi="Consolas"/>
+          <w:b w:val="0"/>
+          <w:i w:val="0"/>
+          <w:sz w:val="19"/>
+        </w:rPr>
+        <w:t>_______________________________________________________________</w:t>
+      </w:r>
     </w:p>
     <w:p>
-      <w:pPr>
-        <w:spacing w:before="260"/>
-        <w:pBdr>
-          <w:bottom w:val="single" w:sz="4" w:space="1" w:color="AAB4C0"/>
-        </w:pBdr>
-      </w:pPr>
+      <w:r>
+        <w:rPr>
+          <w:b/>
+          <w:i w:val="0"/>
+        </w:rPr>
+        <w:t>Q2</w:t>
+      </w:r>
+      <w:r>
+        <w:rPr>
+          <w:b w:val="0"/>
+          <w:i w:val="0"/>
+        </w:rPr>
+        <w:t xml:space="preserve"> A weather station records air temperatures between −60 °C and +60 °C and stores each reading as an </w:t>
+      </w:r>
+      <w:r>
+        <w:rPr>
+          <w:b/>
+          <w:i w:val="0"/>
+        </w:rPr>
+        <w:t>8-bit two's complement</w:t>
+      </w:r>
+      <w:r>
+        <w:rPr>
+          <w:b w:val="0"/>
+          <w:i w:val="0"/>
+        </w:rPr>
+        <w:t xml:space="preserve"> integer.</w:t>
+      </w:r>
     </w:p>
     <w:p>
       <w:r>
         <w:rPr>
+          <w:b w:val="0"/>
+          <w:i w:val="0"/>
+        </w:rPr>
+        <w:t xml:space="preserve">Show how the temperature </w:t>
+      </w:r>
+      <w:r>
+        <w:rPr>
+          <w:b/>
+          <w:i w:val="0"/>
+        </w:rPr>
+        <w:t>−45</w:t>
+      </w:r>
+      <w:r>
+        <w:rPr>
+          <w:b w:val="0"/>
+          <w:i w:val="0"/>
+        </w:rPr>
+        <w:t xml:space="preserve"> is stored. </w:t>
+      </w:r>
+      <w:r>
+        <w:rPr>
+          <w:b w:val="0"/>
+          <w:i/>
+        </w:rPr>
+        <w:t>You must show your working.</w:t>
+      </w:r>
+      <w:r>
+        <w:rPr>
+          <w:b w:val="0"/>
+          <w:i w:val="0"/>
+        </w:rPr>
+        <w:t xml:space="preserve"> </w:t>
+      </w:r>
+      <w:r>
+        <w:rPr>
+          <w:b/>
+          <w:i w:val="0"/>
+        </w:rPr>
+        <w:t>[3]</w:t>
+      </w:r>
+      <w:r>
+        <w:rPr>
+          <w:b w:val="0"/>
+          <w:i w:val="0"/>
+        </w:rPr>
+        <w:t xml:space="preserve"> (AO2)</w:t>
+      </w:r>
+    </w:p>
+    <w:tbl>
+      <w:tblPr>
+        <w:tblStyle w:val="TableGrid"/>
+        <w:tblW w:type="auto" w:w="0"/>
+        <w:tblLook w:firstColumn="1" w:firstRow="1" w:lastColumn="0" w:lastRow="0" w:noHBand="0" w:noVBand="1" w:val="04A0"/>
+      </w:tblPr>
+      <w:tblGrid>
+        <w:gridCol w:w="8640"/>
+      </w:tblGrid>
+      <w:tr>
+        <w:trPr>
+          <w:trHeight w:val="1360" w:hRule="atLeast"/>
+        </w:trPr>
+        <w:tc>
+          <w:tcPr>
+            <w:tcW w:type="dxa" w:w="8640"/>
+          </w:tcPr>
+          <w:p>
+            <w:pPr>
+              <w:spacing w:before="40"/>
+            </w:pPr>
+          </w:p>
+        </w:tc>
+      </w:tr>
+    </w:tbl>
+    <w:p/>
+    <w:p>
+      <w:r>
+        <w:rPr>
+          <w:b/>
+          <w:i w:val="0"/>
+        </w:rPr>
+        <w:t>Working space:</w:t>
+      </w:r>
+    </w:p>
+    <w:p>
+      <w:r>
+        <w:rPr>
+          <w:b w:val="0"/>
+          <w:i w:val="0"/>
+        </w:rPr>
+        <w:t>&lt;br&gt;&lt;br&gt;&lt;br&gt;</w:t>
+      </w:r>
+    </w:p>
+    <w:p>
+      <w:r>
+        <w:rPr>
+          <w:b/>
+          <w:i w:val="0"/>
+        </w:rPr>
+        <w:t>Q3</w:t>
+      </w:r>
+      <w:r>
+        <w:rPr>
+          <w:b w:val="0"/>
+          <w:i w:val="0"/>
+        </w:rPr>
+        <w:t xml:space="preserve"> A games engine stores numbers in a floating-point format with an </w:t>
+      </w:r>
+      <w:r>
+        <w:rPr>
+          <w:b/>
+          <w:i w:val="0"/>
+        </w:rPr>
+        <w:t>8-bit mantissa</w:t>
+      </w:r>
+      <w:r>
+        <w:rPr>
+          <w:b w:val="0"/>
+          <w:i w:val="0"/>
+        </w:rPr>
+        <w:t xml:space="preserve"> and a </w:t>
+      </w:r>
+      <w:r>
+        <w:rPr>
+          <w:b/>
+          <w:i w:val="0"/>
+        </w:rPr>
+        <w:t>4-bit exponent</w:t>
+      </w:r>
+      <w:r>
+        <w:rPr>
+          <w:b w:val="0"/>
+          <w:i w:val="0"/>
+        </w:rPr>
+        <w:t>, both in two's complement, with the binary point after the first (sign) bit of the mantissa.</w:t>
+      </w:r>
+    </w:p>
+    <w:p>
+      <w:r>
+        <w:rPr>
+          <w:b w:val="0"/>
+          <w:i w:val="0"/>
+        </w:rPr>
+        <w:t xml:space="preserve">Calculate the denary value of each of the following stored numbers. </w:t>
+      </w:r>
+      <w:r>
+        <w:rPr>
+          <w:b w:val="0"/>
+          <w:i/>
+        </w:rPr>
+        <w:t>You must show your working.</w:t>
+      </w:r>
+    </w:p>
+    <w:p>
+      <w:r>
+        <w:rPr>
+          <w:b/>
+          <w:i w:val="0"/>
+        </w:rPr>
+        <w:t>(i)</w:t>
+      </w:r>
+      <w:r>
+        <w:rPr>
+          <w:b w:val="0"/>
+          <w:i w:val="0"/>
+        </w:rPr>
+        <w:t xml:space="preserve"> mantissa </w:t>
+      </w:r>
+      <w:r>
+        <w:rPr>
           <w:rFonts w:ascii="Consolas" w:hAnsi="Consolas"/>
           <w:b w:val="0"/>
           <w:i w:val="0"/>
           <w:sz w:val="19"/>
         </w:rPr>
-        <w:t>_______________________________________________________________</w:t>
+        <w:t>01011000</w:t>
+      </w:r>
+      <w:r>
+        <w:rPr>
+          <w:b w:val="0"/>
+          <w:i w:val="0"/>
+        </w:rPr>
+        <w:t xml:space="preserve">, exponent </w:t>
+      </w:r>
+      <w:r>
+        <w:rPr>
+          <w:rFonts w:ascii="Consolas" w:hAnsi="Consolas"/>
+          <w:b w:val="0"/>
+          <w:i w:val="0"/>
+          <w:sz w:val="19"/>
+        </w:rPr>
+        <w:t>0011</w:t>
+      </w:r>
+      <w:r>
+        <w:rPr>
+          <w:b w:val="0"/>
+          <w:i w:val="0"/>
+        </w:rPr>
+        <w:t xml:space="preserve"> </w:t>
+      </w:r>
+      <w:r>
+        <w:rPr>
+          <w:b/>
+          <w:i w:val="0"/>
+        </w:rPr>
+        <w:t>[2]</w:t>
+      </w:r>
+      <w:r>
+        <w:rPr>
+          <w:b w:val="0"/>
+          <w:i w:val="0"/>
+        </w:rPr>
+        <w:t xml:space="preserve"> (AO2)</w:t>
+      </w:r>
+    </w:p>
+    <w:tbl>
+      <w:tblPr>
+        <w:tblStyle w:val="TableGrid"/>
+        <w:tblW w:type="auto" w:w="0"/>
+        <w:tblLook w:firstColumn="1" w:firstRow="1" w:lastColumn="0" w:lastRow="0" w:noHBand="0" w:noVBand="1" w:val="04A0"/>
+      </w:tblPr>
+      <w:tblGrid>
+        <w:gridCol w:w="8640"/>
+      </w:tblGrid>
+      <w:tr>
+        <w:trPr>
+          <w:trHeight w:val="1020" w:hRule="atLeast"/>
+        </w:trPr>
+        <w:tc>
+          <w:tcPr>
+            <w:tcW w:type="dxa" w:w="8640"/>
+          </w:tcPr>
+          <w:p>
+            <w:pPr>
+              <w:spacing w:before="40"/>
+            </w:pPr>
+          </w:p>
+        </w:tc>
+      </w:tr>
+    </w:tbl>
+    <w:p/>
+    <w:p>
+      <w:r>
+        <w:rPr>
+          <w:b/>
+          <w:i w:val="0"/>
+        </w:rPr>
+        <w:t>Working space:</w:t>
       </w:r>
     </w:p>
     <w:p>
       <w:r>
         <w:rPr>
+          <w:b w:val="0"/>
+          <w:i w:val="0"/>
+        </w:rPr>
+        <w:t>&lt;br&gt;&lt;br&gt;</w:t>
+      </w:r>
+    </w:p>
+    <w:p>
+      <w:r>
+        <w:rPr>
+          <w:b/>
+          <w:i w:val="0"/>
+        </w:rPr>
+        <w:t>(ii)</w:t>
+      </w:r>
+      <w:r>
+        <w:rPr>
+          <w:b w:val="0"/>
+          <w:i w:val="0"/>
+        </w:rPr>
+        <w:t xml:space="preserve"> mantissa </w:t>
+      </w:r>
+      <w:r>
+        <w:rPr>
           <w:rFonts w:ascii="Consolas" w:hAnsi="Consolas"/>
           <w:b w:val="0"/>
           <w:i w:val="0"/>
           <w:sz w:val="19"/>
         </w:rPr>
-        <w:t>_______________________________________________________________</w:t>
+        <w:t>10110000</w:t>
+      </w:r>
+      <w:r>
+        <w:rPr>
+          <w:b w:val="0"/>
+          <w:i w:val="0"/>
+        </w:rPr>
+        <w:t xml:space="preserve">, exponent </w:t>
+      </w:r>
+      <w:r>
+        <w:rPr>
+          <w:rFonts w:ascii="Consolas" w:hAnsi="Consolas"/>
+          <w:b w:val="0"/>
+          <w:i w:val="0"/>
+          <w:sz w:val="19"/>
+        </w:rPr>
+        <w:t>0011</w:t>
+      </w:r>
+      <w:r>
+        <w:rPr>
+          <w:b w:val="0"/>
+          <w:i w:val="0"/>
+        </w:rPr>
+        <w:t xml:space="preserve"> </w:t>
+      </w:r>
+      <w:r>
+        <w:rPr>
+          <w:b/>
+          <w:i w:val="0"/>
+        </w:rPr>
+        <w:t>[2]</w:t>
+      </w:r>
+      <w:r>
+        <w:rPr>
+          <w:b w:val="0"/>
+          <w:i w:val="0"/>
+        </w:rPr>
+        <w:t xml:space="preserve"> (AO2)</w:t>
+      </w:r>
+    </w:p>
+    <w:tbl>
+      <w:tblPr>
+        <w:tblStyle w:val="TableGrid"/>
+        <w:tblW w:type="auto" w:w="0"/>
+        <w:tblLook w:firstColumn="1" w:firstRow="1" w:lastColumn="0" w:lastRow="0" w:noHBand="0" w:noVBand="1" w:val="04A0"/>
+      </w:tblPr>
+      <w:tblGrid>
+        <w:gridCol w:w="8640"/>
+      </w:tblGrid>
+      <w:tr>
+        <w:trPr>
+          <w:trHeight w:val="1020" w:hRule="atLeast"/>
+        </w:trPr>
+        <w:tc>
+          <w:tcPr>
+            <w:tcW w:type="dxa" w:w="8640"/>
+          </w:tcPr>
+          <w:p>
+            <w:pPr>
+              <w:spacing w:before="40"/>
+            </w:pPr>
+          </w:p>
+        </w:tc>
+      </w:tr>
+    </w:tbl>
+    <w:p/>
+    <w:p>
+      <w:r>
+        <w:rPr>
+          <w:b/>
+          <w:i w:val="0"/>
+        </w:rPr>
+        <w:t>Working space:</w:t>
       </w:r>
     </w:p>
     <w:p>
       <w:r>
         <w:rPr>
-          <w:b/>
-          <w:i w:val="0"/>
-        </w:rPr>
-        <w:t>Q2</w:t>
-      </w:r>
-      <w:r>
-        <w:rPr>
           <w:b w:val="0"/>
           <w:i w:val="0"/>
         </w:rPr>
-        <w:t xml:space="preserve"> A weather station records air temperatures between −60 °C and +60 °C and stores each reading as an </w:t>
-      </w:r>
-      <w:r>
-        <w:rPr>
-          <w:b/>
-          <w:i w:val="0"/>
-        </w:rPr>
-        <w:t>8-bit two's complement</w:t>
-      </w:r>
-      <w:r>
-        <w:rPr>
-          <w:b w:val="0"/>
-          <w:i w:val="0"/>
-        </w:rPr>
-        <w:t xml:space="preserve"> integer.</w:t>
+        <w:t>&lt;br&gt;&lt;br&gt;</w:t>
       </w:r>
     </w:p>
     <w:p>
       <w:r>
         <w:rPr>
+          <w:b/>
+          <w:i w:val="0"/>
+        </w:rPr>
+        <w:t>Q4</w:t>
+      </w:r>
+      <w:r>
+        <w:rPr>
           <w:b w:val="0"/>
           <w:i w:val="0"/>
         </w:rPr>
-        <w:t xml:space="preserve">Show how the temperature </w:t>
-      </w:r>
+        <w:t xml:space="preserve"> Use Boolean algebra to simplify the following expression, showing each step and naming the identity or rule used.</w:t>
+      </w:r>
+    </w:p>
+    <w:p>
       <w:r>
         <w:rPr>
           <w:b/>
           <w:i w:val="0"/>
         </w:rPr>
-        <w:t>−45</w:t>
+        <w:t>X = A·B + A·¬B + ¬A·B</w:t>
       </w:r>
       <w:r>
         <w:rPr>
           <w:b w:val="0"/>
           <w:i w:val="0"/>
         </w:rPr>
-        <w:t xml:space="preserve"> is stored. </w:t>
+        <w:t xml:space="preserve"> </w:t>
+      </w:r>
+      <w:r>
+        <w:rPr>
+          <w:b/>
+          <w:i w:val="0"/>
+        </w:rPr>
+        <w:t>[3]</w:t>
+      </w:r>
+      <w:r>
+        <w:rPr>
+          <w:b w:val="0"/>
+          <w:i w:val="0"/>
+        </w:rPr>
+        <w:t xml:space="preserve"> (AO2)</w:t>
+      </w:r>
+    </w:p>
+    <w:tbl>
+      <w:tblPr>
+        <w:tblStyle w:val="TableGrid"/>
+        <w:tblW w:type="auto" w:w="0"/>
+        <w:tblLook w:firstColumn="1" w:firstRow="1" w:lastColumn="0" w:lastRow="0" w:noHBand="0" w:noVBand="1" w:val="04A0"/>
+      </w:tblPr>
+      <w:tblGrid>
+        <w:gridCol w:w="8640"/>
+      </w:tblGrid>
+      <w:tr>
+        <w:trPr>
+          <w:trHeight w:val="1360" w:hRule="atLeast"/>
+        </w:trPr>
+        <w:tc>
+          <w:tcPr>
+            <w:tcW w:type="dxa" w:w="8640"/>
+          </w:tcPr>
+          <w:p>
+            <w:pPr>
+              <w:spacing w:before="40"/>
+            </w:pPr>
+          </w:p>
+        </w:tc>
+      </w:tr>
+    </w:tbl>
+    <w:p/>
+    <w:p>
+      <w:r>
+        <w:rPr>
+          <w:rFonts w:ascii="Consolas" w:hAnsi="Consolas"/>
+          <w:b w:val="0"/>
+          <w:i w:val="0"/>
+          <w:sz w:val="19"/>
+        </w:rPr>
+        <w:t>_______________________________________________________________</w:t>
+      </w:r>
+    </w:p>
+    <w:p>
+      <w:r>
+        <w:rPr>
+          <w:rFonts w:ascii="Consolas" w:hAnsi="Consolas"/>
+          <w:b w:val="0"/>
+          <w:i w:val="0"/>
+          <w:sz w:val="19"/>
+        </w:rPr>
+        <w:t>_______________________________________________________________</w:t>
+      </w:r>
+    </w:p>
+    <w:p>
+      <w:r>
+        <w:rPr>
+          <w:rFonts w:ascii="Consolas" w:hAnsi="Consolas"/>
+          <w:b w:val="0"/>
+          <w:i w:val="0"/>
+          <w:sz w:val="19"/>
+        </w:rPr>
+        <w:t>_______________________________________________________________</w:t>
+      </w:r>
+    </w:p>
+    <w:p>
+      <w:r>
+        <w:rPr>
+          <w:b/>
+          <w:i w:val="0"/>
+        </w:rPr>
+        <w:t>Q5</w:t>
+      </w:r>
+      <w:r>
+        <w:rPr>
+          <w:b w:val="0"/>
+          <w:i w:val="0"/>
+        </w:rPr>
+        <w:t xml:space="preserve"> A text editor provides an </w:t>
       </w:r>
       <w:r>
         <w:rPr>
           <w:b w:val="0"/>
           <w:i/>
         </w:rPr>
-        <w:t>You must show your working.</w:t>
+        <w:t>undo</w:t>
       </w:r>
       <w:r>
         <w:rPr>
           <w:b w:val="0"/>
           <w:i w:val="0"/>
         </w:rPr>
-        <w:t xml:space="preserve"> </w:t>
-      </w:r>
-      <w:r>
-        <w:rPr>
-          <w:b/>
-          <w:i w:val="0"/>
-        </w:rPr>
-        <w:t>[3]</w:t>
+        <w:t xml:space="preserve"> feature. Every time the user performs an action (e.g. typing a word, deleting a line) the action is recorded; pressing </w:t>
       </w:r>
       <w:r>
         <w:rPr>
           <w:b w:val="0"/>
-          <w:i w:val="0"/>
-        </w:rPr>
-        <w:t xml:space="preserve"> (AO2)</w:t>
+          <w:i/>
+        </w:rPr>
+        <w:t>undo</w:t>
+      </w:r>
+      <w:r>
+        <w:rPr>
+          <w:b w:val="0"/>
+          <w:i w:val="0"/>
+        </w:rPr>
+        <w:t xml:space="preserve"> reverses the most recent action first.</w:t>
       </w:r>
     </w:p>
     <w:p>
-      <w:pPr>
-        <w:spacing w:before="260"/>
-        <w:pBdr>
-          <w:bottom w:val="single" w:sz="4" w:space="1" w:color="AAB4C0"/>
-        </w:pBdr>
-      </w:pPr>
+      <w:r>
+        <w:rPr>
+          <w:b w:val="0"/>
+          <w:i w:val="0"/>
+        </w:rPr>
+        <w:t xml:space="preserve">Explain why a </w:t>
+      </w:r>
+      <w:r>
+        <w:rPr>
+          <w:b/>
+          <w:i w:val="0"/>
+        </w:rPr>
+        <w:t>stack</w:t>
+      </w:r>
+      <w:r>
+        <w:rPr>
+          <w:b w:val="0"/>
+          <w:i w:val="0"/>
+        </w:rPr>
+        <w:t xml:space="preserve"> is an appropriate data structure for this feature, describing the operations used when an action is performed and when </w:t>
+      </w:r>
+      <w:r>
+        <w:rPr>
+          <w:b w:val="0"/>
+          <w:i/>
+        </w:rPr>
+        <w:t>undo</w:t>
+      </w:r>
+      <w:r>
+        <w:rPr>
+          <w:b w:val="0"/>
+          <w:i w:val="0"/>
+        </w:rPr>
+        <w:t xml:space="preserve"> is pressed. </w:t>
+      </w:r>
+      <w:r>
+        <w:rPr>
+          <w:b/>
+          <w:i w:val="0"/>
+        </w:rPr>
+        <w:t>[3]</w:t>
+      </w:r>
+      <w:r>
+        <w:rPr>
+          <w:b w:val="0"/>
+          <w:i w:val="0"/>
+        </w:rPr>
+        <w:t xml:space="preserve"> (AO2)</w:t>
+      </w:r>
+    </w:p>
+    <w:tbl>
+      <w:tblPr>
+        <w:tblStyle w:val="TableGrid"/>
+        <w:tblW w:type="auto" w:w="0"/>
+        <w:tblLook w:firstColumn="1" w:firstRow="1" w:lastColumn="0" w:lastRow="0" w:noHBand="0" w:noVBand="1" w:val="04A0"/>
+      </w:tblPr>
+      <w:tblGrid>
+        <w:gridCol w:w="8640"/>
+      </w:tblGrid>
+      <w:tr>
+        <w:trPr>
+          <w:trHeight w:val="1360" w:hRule="atLeast"/>
+        </w:trPr>
+        <w:tc>
+          <w:tcPr>
+            <w:tcW w:type="dxa" w:w="8640"/>
+          </w:tcPr>
+          <w:p>
+            <w:pPr>
+              <w:spacing w:before="40"/>
+            </w:pPr>
+          </w:p>
+        </w:tc>
+      </w:tr>
+    </w:tbl>
+    <w:p/>
+    <w:p>
+      <w:r>
+        <w:rPr>
+          <w:rFonts w:ascii="Consolas" w:hAnsi="Consolas"/>
+          <w:b w:val="0"/>
+          <w:i w:val="0"/>
+          <w:sz w:val="19"/>
+        </w:rPr>
+        <w:t>_______________________________________________________________</w:t>
+      </w:r>
     </w:p>
     <w:p>
-      <w:pPr>
-        <w:spacing w:before="260"/>
-        <w:pBdr>
-          <w:bottom w:val="single" w:sz="4" w:space="1" w:color="AAB4C0"/>
-        </w:pBdr>
-      </w:pPr>
+      <w:r>
+        <w:rPr>
+          <w:rFonts w:ascii="Consolas" w:hAnsi="Consolas"/>
+          <w:b w:val="0"/>
+          <w:i w:val="0"/>
+          <w:sz w:val="19"/>
+        </w:rPr>
+        <w:t>_______________________________________________________________</w:t>
+      </w:r>
     </w:p>
     <w:p>
-      <w:pPr>
-        <w:spacing w:before="260"/>
-        <w:pBdr>
-          <w:bottom w:val="single" w:sz="4" w:space="1" w:color="AAB4C0"/>
-        </w:pBdr>
-      </w:pPr>
+      <w:r>
+        <w:rPr>
+          <w:rFonts w:ascii="Consolas" w:hAnsi="Consolas"/>
+          <w:b w:val="0"/>
+          <w:i w:val="0"/>
+          <w:sz w:val="19"/>
+        </w:rPr>
+        <w:t>_______________________________________________________________</w:t>
+      </w:r>
     </w:p>
     <w:p>
-      <w:pPr>
-        <w:spacing w:before="260"/>
-        <w:pBdr>
-          <w:bottom w:val="single" w:sz="4" w:space="1" w:color="AAB4C0"/>
-        </w:pBdr>
-      </w:pPr>
+      <w:r>
+        <w:rPr>
+          <w:b/>
+          <w:i w:val="0"/>
+        </w:rPr>
+        <w:t>Q6</w:t>
+      </w:r>
+      <w:r>
+        <w:rPr>
+          <w:b w:val="0"/>
+          <w:i w:val="0"/>
+        </w:rPr>
+        <w:t xml:space="preserve"> State the purpose of a </w:t>
+      </w:r>
+      <w:r>
+        <w:rPr>
+          <w:b/>
+          <w:i w:val="0"/>
+        </w:rPr>
+        <w:t>D-type flip-flop</w:t>
+      </w:r>
+      <w:r>
+        <w:rPr>
+          <w:b w:val="0"/>
+          <w:i w:val="0"/>
+        </w:rPr>
+        <w:t xml:space="preserve">, and describe the role of the </w:t>
+      </w:r>
+      <w:r>
+        <w:rPr>
+          <w:b/>
+          <w:i w:val="0"/>
+        </w:rPr>
+        <w:t>clock</w:t>
+      </w:r>
+      <w:r>
+        <w:rPr>
+          <w:b w:val="0"/>
+          <w:i w:val="0"/>
+        </w:rPr>
+        <w:t xml:space="preserve"> input. </w:t>
+      </w:r>
+      <w:r>
+        <w:rPr>
+          <w:b/>
+          <w:i w:val="0"/>
+        </w:rPr>
+        <w:t>[2]</w:t>
+      </w:r>
+      <w:r>
+        <w:rPr>
+          <w:b w:val="0"/>
+          <w:i w:val="0"/>
+        </w:rPr>
+        <w:t xml:space="preserve"> (AO1)</w:t>
+      </w:r>
+    </w:p>
+    <w:tbl>
+      <w:tblPr>
+        <w:tblStyle w:val="TableGrid"/>
+        <w:tblW w:type="auto" w:w="0"/>
+        <w:tblLook w:firstColumn="1" w:firstRow="1" w:lastColumn="0" w:lastRow="0" w:noHBand="0" w:noVBand="1" w:val="04A0"/>
+      </w:tblPr>
+      <w:tblGrid>
+        <w:gridCol w:w="8640"/>
+      </w:tblGrid>
+      <w:tr>
+        <w:trPr>
+          <w:trHeight w:val="1020" w:hRule="atLeast"/>
+        </w:trPr>
+        <w:tc>
+          <w:tcPr>
+            <w:tcW w:type="dxa" w:w="8640"/>
+          </w:tcPr>
+          <w:p>
+            <w:pPr>
+              <w:spacing w:before="40"/>
+            </w:pPr>
+          </w:p>
+        </w:tc>
+      </w:tr>
+    </w:tbl>
+    <w:p/>
+    <w:p>
+      <w:r>
+        <w:rPr>
+          <w:rFonts w:ascii="Consolas" w:hAnsi="Consolas"/>
+          <w:b w:val="0"/>
+          <w:i w:val="0"/>
+          <w:sz w:val="19"/>
+        </w:rPr>
+        <w:t>_______________________________________________________________</w:t>
+      </w:r>
     </w:p>
     <w:p>
       <w:r>
         <w:rPr>
-          <w:b/>
-          <w:i w:val="0"/>
-        </w:rPr>
-        <w:t>Working space:</w:t>
+          <w:rFonts w:ascii="Consolas" w:hAnsi="Consolas"/>
+          <w:b w:val="0"/>
+          <w:i w:val="0"/>
+          <w:sz w:val="19"/>
+        </w:rPr>
+        <w:t>_______________________________________________________________</w:t>
       </w:r>
     </w:p>
     <w:p>
       <w:r>
         <w:rPr>
+          <w:b/>
+          <w:i w:val="0"/>
+        </w:rPr>
+        <w:t>Q7</w:t>
+      </w:r>
+      <w:r>
+        <w:rPr>
           <w:b w:val="0"/>
           <w:i w:val="0"/>
         </w:rPr>
-        <w:t>&lt;br&gt;&lt;br&gt;&lt;br&gt;</w:t>
+        <w:t xml:space="preserve"> An online game stores each player's high score. Player names (the keys) are stored in a </w:t>
+      </w:r>
+      <w:r>
+        <w:rPr>
+          <w:b/>
+          <w:i w:val="0"/>
+        </w:rPr>
+        <w:t>hash table</w:t>
+      </w:r>
+      <w:r>
+        <w:rPr>
+          <w:b w:val="0"/>
+          <w:i w:val="0"/>
+        </w:rPr>
+        <w:t xml:space="preserve"> so that a player's score can be found quickly.</w:t>
       </w:r>
     </w:p>
     <w:p>
       <w:r>
         <w:rPr>
+          <w:b w:val="0"/>
+          <w:i w:val="0"/>
+        </w:rPr>
+        <w:t xml:space="preserve">Explain how the hash table is used to </w:t>
+      </w:r>
+      <w:r>
+        <w:rPr>
           <w:b/>
           <w:i w:val="0"/>
         </w:rPr>
-        <w:t>Q3</w:t>
+        <w:t>store</w:t>
       </w:r>
       <w:r>
         <w:rPr>
           <w:b w:val="0"/>
           <w:i w:val="0"/>
         </w:rPr>
-        <w:t xml:space="preserve"> A games engine stores numbers in a floating-point format with an </w:t>
+        <w:t xml:space="preserve"> and </w:t>
       </w:r>
       <w:r>
         <w:rPr>
           <w:b/>
           <w:i w:val="0"/>
         </w:rPr>
-        <w:t>8-bit mantissa</w:t>
+        <w:t>retrieve</w:t>
       </w:r>
       <w:r>
         <w:rPr>
           <w:b w:val="0"/>
           <w:i w:val="0"/>
         </w:rPr>
-        <w:t xml:space="preserve"> and a </w:t>
+        <w:t xml:space="preserve"> a player's score, and what happens when a </w:t>
       </w:r>
       <w:r>
         <w:rPr>
           <w:b/>
           <w:i w:val="0"/>
         </w:rPr>
-        <w:t>4-bit exponent</w:t>
+        <w:t>collision</w:t>
       </w:r>
       <w:r>
         <w:rPr>
           <w:b w:val="0"/>
           <w:i w:val="0"/>
         </w:rPr>
-        <w:t>, both in two's complement, with the binary point after the first (sign) bit of the mantissa.</w:t>
+        <w:t xml:space="preserve"> occurs. </w:t>
+      </w:r>
+      <w:r>
+        <w:rPr>
+          <w:b/>
+          <w:i w:val="0"/>
+        </w:rPr>
+        <w:t>[4]</w:t>
+      </w:r>
+      <w:r>
+        <w:rPr>
+          <w:b w:val="0"/>
+          <w:i w:val="0"/>
+        </w:rPr>
+        <w:t xml:space="preserve"> (AO2)</w:t>
       </w:r>
     </w:p>
-    <w:p>
-      <w:r>
-        <w:rPr>
-          <w:b w:val="0"/>
-          <w:i w:val="0"/>
-        </w:rPr>
-        <w:t xml:space="preserve">Calculate the denary value of each of the following stored numbers. </w:t>
-      </w:r>
-      <w:r>
-        <w:rPr>
-          <w:b w:val="0"/>
-          <w:i/>
-        </w:rPr>
-        <w:t>You must show your working.</w:t>
-      </w:r>
-    </w:p>
-    <w:p>
-      <w:r>
-        <w:rPr>
-          <w:b/>
-          <w:i w:val="0"/>
-        </w:rPr>
-        <w:t>(i)</w:t>
-      </w:r>
-      <w:r>
-        <w:rPr>
-          <w:b w:val="0"/>
-          <w:i w:val="0"/>
-        </w:rPr>
-        <w:t xml:space="preserve"> mantissa </w:t>
-      </w:r>
-      <w:r>
-        <w:rPr>
-          <w:rFonts w:ascii="Consolas" w:hAnsi="Consolas"/>
-          <w:b w:val="0"/>
-          <w:i w:val="0"/>
-          <w:sz w:val="19"/>
-        </w:rPr>
-        <w:t>01011000</w:t>
-      </w:r>
-      <w:r>
-        <w:rPr>
-          <w:b w:val="0"/>
-          <w:i w:val="0"/>
-        </w:rPr>
-        <w:t xml:space="preserve">, exponent </w:t>
-      </w:r>
-      <w:r>
-        <w:rPr>
-          <w:rFonts w:ascii="Consolas" w:hAnsi="Consolas"/>
-          <w:b w:val="0"/>
-          <w:i w:val="0"/>
-          <w:sz w:val="19"/>
-        </w:rPr>
-        <w:t>0011</w:t>
-      </w:r>
-      <w:r>
-        <w:rPr>
-          <w:b w:val="0"/>
-          <w:i w:val="0"/>
-        </w:rPr>
-        <w:t xml:space="preserve"> </w:t>
-      </w:r>
-      <w:r>
-        <w:rPr>
-          <w:b/>
-          <w:i w:val="0"/>
-        </w:rPr>
-        <w:t>[2]</w:t>
-      </w:r>
-      <w:r>
-        <w:rPr>
-          <w:b w:val="0"/>
-          <w:i w:val="0"/>
-        </w:rPr>
-        <w:t xml:space="preserve"> (AO2)</w:t>
-      </w:r>
-    </w:p>
-    <w:p>
-      <w:pPr>
-        <w:spacing w:before="260"/>
-        <w:pBdr>
-          <w:bottom w:val="single" w:sz="4" w:space="1" w:color="AAB4C0"/>
-        </w:pBdr>
-      </w:pPr>
-    </w:p>
-    <w:p>
-      <w:pPr>
-        <w:spacing w:before="260"/>
-        <w:pBdr>
-          <w:bottom w:val="single" w:sz="4" w:space="1" w:color="AAB4C0"/>
-        </w:pBdr>
-      </w:pPr>
-    </w:p>
-    <w:p>
-      <w:pPr>
-        <w:spacing w:before="260"/>
-        <w:pBdr>
-          <w:bottom w:val="single" w:sz="4" w:space="1" w:color="AAB4C0"/>
-        </w:pBdr>
-      </w:pPr>
-    </w:p>
-    <w:p>
-      <w:r>
-        <w:rPr>
-          <w:b/>
-          <w:i w:val="0"/>
-        </w:rPr>
-        <w:t>Working space:</w:t>
-      </w:r>
-    </w:p>
-    <w:p>
-      <w:r>
-        <w:rPr>
-          <w:b w:val="0"/>
-          <w:i w:val="0"/>
-        </w:rPr>
-        <w:t>&lt;br&gt;&lt;br&gt;</w:t>
-      </w:r>
-    </w:p>
-    <w:p>
-      <w:r>
-        <w:rPr>
-          <w:b/>
-          <w:i w:val="0"/>
-        </w:rPr>
-        <w:t>(ii)</w:t>
-      </w:r>
-      <w:r>
-        <w:rPr>
-          <w:b w:val="0"/>
-          <w:i w:val="0"/>
-        </w:rPr>
-        <w:t xml:space="preserve"> mantissa </w:t>
-      </w:r>
-      <w:r>
-        <w:rPr>
-          <w:rFonts w:ascii="Consolas" w:hAnsi="Consolas"/>
-          <w:b w:val="0"/>
-          <w:i w:val="0"/>
-          <w:sz w:val="19"/>
-        </w:rPr>
-        <w:t>10110000</w:t>
-      </w:r>
-      <w:r>
-        <w:rPr>
-          <w:b w:val="0"/>
-          <w:i w:val="0"/>
-        </w:rPr>
-        <w:t xml:space="preserve">, exponent </w:t>
-      </w:r>
-      <w:r>
-        <w:rPr>
-          <w:rFonts w:ascii="Consolas" w:hAnsi="Consolas"/>
-          <w:b w:val="0"/>
-          <w:i w:val="0"/>
-          <w:sz w:val="19"/>
-        </w:rPr>
-        <w:t>0011</w:t>
-      </w:r>
-      <w:r>
-        <w:rPr>
-          <w:b w:val="0"/>
-          <w:i w:val="0"/>
-        </w:rPr>
-        <w:t xml:space="preserve"> </w:t>
-      </w:r>
-      <w:r>
-        <w:rPr>
-          <w:b/>
-          <w:i w:val="0"/>
-        </w:rPr>
-        <w:t>[2]</w:t>
-      </w:r>
-      <w:r>
-        <w:rPr>
-          <w:b w:val="0"/>
-          <w:i w:val="0"/>
-        </w:rPr>
-        <w:t xml:space="preserve"> (AO2)</w:t>
-      </w:r>
-    </w:p>
-    <w:p>
-      <w:pPr>
-        <w:spacing w:before="260"/>
-        <w:pBdr>
-          <w:bottom w:val="single" w:sz="4" w:space="1" w:color="AAB4C0"/>
-        </w:pBdr>
-      </w:pPr>
-    </w:p>
-    <w:p>
-      <w:pPr>
-        <w:spacing w:before="260"/>
-        <w:pBdr>
-          <w:bottom w:val="single" w:sz="4" w:space="1" w:color="AAB4C0"/>
-        </w:pBdr>
-      </w:pPr>
-    </w:p>
-    <w:p>
-      <w:pPr>
-        <w:spacing w:before="260"/>
-        <w:pBdr>
-          <w:bottom w:val="single" w:sz="4" w:space="1" w:color="AAB4C0"/>
-        </w:pBdr>
-      </w:pPr>
-    </w:p>
-    <w:p>
-      <w:r>
-        <w:rPr>
-          <w:b/>
-          <w:i w:val="0"/>
-        </w:rPr>
-        <w:t>Working space:</w:t>
-      </w:r>
-    </w:p>
-    <w:p>
-      <w:r>
-        <w:rPr>
-          <w:b w:val="0"/>
-          <w:i w:val="0"/>
-        </w:rPr>
-        <w:t>&lt;br&gt;&lt;br&gt;</w:t>
-      </w:r>
-    </w:p>
-    <w:p>
-      <w:r>
-        <w:rPr>
-          <w:b/>
-          <w:i w:val="0"/>
-        </w:rPr>
-        <w:t>Q4</w:t>
-      </w:r>
-      <w:r>
-        <w:rPr>
-          <w:b w:val="0"/>
-          <w:i w:val="0"/>
-        </w:rPr>
-        <w:t xml:space="preserve"> Use Boolean algebra to simplify the following expression, showing each step and naming the identity or rule used.</w:t>
-      </w:r>
-    </w:p>
-    <w:p>
-      <w:r>
-        <w:rPr>
-          <w:b/>
-          <w:i w:val="0"/>
-        </w:rPr>
-        <w:t>X = A·B + A·¬B + ¬A·B</w:t>
-      </w:r>
-      <w:r>
-        <w:rPr>
-          <w:b w:val="0"/>
-          <w:i w:val="0"/>
-        </w:rPr>
-        <w:t xml:space="preserve"> </w:t>
-      </w:r>
-      <w:r>
-        <w:rPr>
-          <w:b/>
-          <w:i w:val="0"/>
-        </w:rPr>
-        <w:t>[3]</w:t>
-      </w:r>
-      <w:r>
-        <w:rPr>
-          <w:b w:val="0"/>
-          <w:i w:val="0"/>
-        </w:rPr>
-        <w:t xml:space="preserve"> (AO2)</w:t>
-      </w:r>
-    </w:p>
-    <w:p>
-      <w:pPr>
-        <w:spacing w:before="260"/>
-        <w:pBdr>
-          <w:bottom w:val="single" w:sz="4" w:space="1" w:color="AAB4C0"/>
-        </w:pBdr>
-      </w:pPr>
-    </w:p>
-    <w:p>
-      <w:pPr>
-        <w:spacing w:before="260"/>
-        <w:pBdr>
-          <w:bottom w:val="single" w:sz="4" w:space="1" w:color="AAB4C0"/>
-        </w:pBdr>
-      </w:pPr>
-    </w:p>
-    <w:p>
-      <w:pPr>
-        <w:spacing w:before="260"/>
-        <w:pBdr>
-          <w:bottom w:val="single" w:sz="4" w:space="1" w:color="AAB4C0"/>
-        </w:pBdr>
-      </w:pPr>
-    </w:p>
-    <w:p>
-      <w:pPr>
-        <w:spacing w:before="260"/>
-        <w:pBdr>
-          <w:bottom w:val="single" w:sz="4" w:space="1" w:color="AAB4C0"/>
-        </w:pBdr>
-      </w:pPr>
-    </w:p>
-    <w:p>
-      <w:r>
-        <w:rPr>
-          <w:rFonts w:ascii="Consolas" w:hAnsi="Consolas"/>
-          <w:b w:val="0"/>
-          <w:i w:val="0"/>
-          <w:sz w:val="19"/>
-        </w:rPr>
-        <w:t>_______________________________________________________________</w:t>
-      </w:r>
-    </w:p>
-    <w:p>
-      <w:r>
-        <w:rPr>
-          <w:rFonts w:ascii="Consolas" w:hAnsi="Consolas"/>
-          <w:b w:val="0"/>
-          <w:i w:val="0"/>
-          <w:sz w:val="19"/>
-        </w:rPr>
-        <w:t>_______________________________________________________________</w:t>
-      </w:r>
-    </w:p>
-    <w:p>
-      <w:r>
-        <w:rPr>
-          <w:rFonts w:ascii="Consolas" w:hAnsi="Consolas"/>
-          <w:b w:val="0"/>
-          <w:i w:val="0"/>
-          <w:sz w:val="19"/>
-        </w:rPr>
-        <w:t>_______________________________________________________________</w:t>
-      </w:r>
-    </w:p>
-    <w:p>
-      <w:r>
-        <w:rPr>
-          <w:b/>
-          <w:i w:val="0"/>
-        </w:rPr>
-        <w:t>Q5</w:t>
-      </w:r>
-      <w:r>
-        <w:rPr>
-          <w:b w:val="0"/>
-          <w:i w:val="0"/>
-        </w:rPr>
-        <w:t xml:space="preserve"> A text editor provides an </w:t>
-      </w:r>
-      <w:r>
-        <w:rPr>
-          <w:b w:val="0"/>
-          <w:i/>
-        </w:rPr>
-        <w:t>undo</w:t>
-      </w:r>
-      <w:r>
-        <w:rPr>
-          <w:b w:val="0"/>
-          <w:i w:val="0"/>
-        </w:rPr>
-        <w:t xml:space="preserve"> feature. Every time the user performs an action (e.g. typing a word, deleting a line) the action is recorded; pressing </w:t>
-      </w:r>
-      <w:r>
-        <w:rPr>
-          <w:b w:val="0"/>
-          <w:i/>
-        </w:rPr>
-        <w:t>undo</w:t>
-      </w:r>
-      <w:r>
-        <w:rPr>
-          <w:b w:val="0"/>
-          <w:i w:val="0"/>
-        </w:rPr>
-        <w:t xml:space="preserve"> reverses the most recent action first.</w:t>
-      </w:r>
-    </w:p>
-    <w:p>
-      <w:r>
-        <w:rPr>
-          <w:b w:val="0"/>
-          <w:i w:val="0"/>
-        </w:rPr>
-        <w:t xml:space="preserve">Explain why a </w:t>
-      </w:r>
-      <w:r>
-        <w:rPr>
-          <w:b/>
-          <w:i w:val="0"/>
-        </w:rPr>
-        <w:t>stack</w:t>
-      </w:r>
-      <w:r>
-        <w:rPr>
-          <w:b w:val="0"/>
-          <w:i w:val="0"/>
-        </w:rPr>
-        <w:t xml:space="preserve"> is an appropriate data structure for this feature, describing the operations used when an action is performed and when </w:t>
-      </w:r>
-      <w:r>
-        <w:rPr>
-          <w:b w:val="0"/>
-          <w:i/>
-        </w:rPr>
-        <w:t>undo</w:t>
-      </w:r>
-      <w:r>
-        <w:rPr>
-          <w:b w:val="0"/>
-          <w:i w:val="0"/>
-        </w:rPr>
-        <w:t xml:space="preserve"> is pressed. </w:t>
-      </w:r>
-      <w:r>
-        <w:rPr>
-          <w:b/>
-          <w:i w:val="0"/>
-        </w:rPr>
-        <w:t>[3]</w:t>
-      </w:r>
-      <w:r>
-        <w:rPr>
-          <w:b w:val="0"/>
-          <w:i w:val="0"/>
-        </w:rPr>
-        <w:t xml:space="preserve"> (AO2)</w:t>
-      </w:r>
-    </w:p>
-    <w:p>
-      <w:pPr>
-        <w:spacing w:before="260"/>
-        <w:pBdr>
-          <w:bottom w:val="single" w:sz="4" w:space="1" w:color="AAB4C0"/>
-        </w:pBdr>
-      </w:pPr>
-    </w:p>
-    <w:p>
-      <w:pPr>
-        <w:spacing w:before="260"/>
-        <w:pBdr>
-          <w:bottom w:val="single" w:sz="4" w:space="1" w:color="AAB4C0"/>
-        </w:pBdr>
-      </w:pPr>
-    </w:p>
-    <w:p>
-      <w:pPr>
-        <w:spacing w:before="260"/>
-        <w:pBdr>
-          <w:bottom w:val="single" w:sz="4" w:space="1" w:color="AAB4C0"/>
-        </w:pBdr>
-      </w:pPr>
-    </w:p>
-    <w:p>
-      <w:pPr>
-        <w:spacing w:before="260"/>
-        <w:pBdr>
-          <w:bottom w:val="single" w:sz="4" w:space="1" w:color="AAB4C0"/>
-        </w:pBdr>
-      </w:pPr>
-    </w:p>
-    <w:p>
-      <w:r>
-        <w:rPr>
-          <w:rFonts w:ascii="Consolas" w:hAnsi="Consolas"/>
-          <w:b w:val="0"/>
-          <w:i w:val="0"/>
-          <w:sz w:val="19"/>
-        </w:rPr>
-        <w:t>_______________________________________________________________</w:t>
-      </w:r>
-    </w:p>
-    <w:p>
-      <w:r>
-        <w:rPr>
-          <w:rFonts w:ascii="Consolas" w:hAnsi="Consolas"/>
-          <w:b w:val="0"/>
-          <w:i w:val="0"/>
-          <w:sz w:val="19"/>
-        </w:rPr>
-        <w:t>_______________________________________________________________</w:t>
-      </w:r>
-    </w:p>
-    <w:p>
-      <w:r>
-        <w:rPr>
-          <w:rFonts w:ascii="Consolas" w:hAnsi="Consolas"/>
-          <w:b w:val="0"/>
-          <w:i w:val="0"/>
-          <w:sz w:val="19"/>
-        </w:rPr>
-        <w:t>_______________________________________________________________</w:t>
-      </w:r>
-    </w:p>
-    <w:p>
-      <w:r>
-        <w:rPr>
-          <w:b/>
-          <w:i w:val="0"/>
-        </w:rPr>
-        <w:t>Q6</w:t>
-      </w:r>
-      <w:r>
-        <w:rPr>
-          <w:b w:val="0"/>
-          <w:i w:val="0"/>
-        </w:rPr>
-        <w:t xml:space="preserve"> State the purpose of a </w:t>
-      </w:r>
-      <w:r>
-        <w:rPr>
-          <w:b/>
-          <w:i w:val="0"/>
-        </w:rPr>
-        <w:t>D-type flip-flop</w:t>
-      </w:r>
-      <w:r>
-        <w:rPr>
-          <w:b w:val="0"/>
-          <w:i w:val="0"/>
-        </w:rPr>
-        <w:t xml:space="preserve">, and describe the role of the </w:t>
-      </w:r>
-      <w:r>
-        <w:rPr>
-          <w:b/>
-          <w:i w:val="0"/>
-        </w:rPr>
-        <w:t>clock</w:t>
-      </w:r>
-      <w:r>
-        <w:rPr>
-          <w:b w:val="0"/>
-          <w:i w:val="0"/>
-        </w:rPr>
-        <w:t xml:space="preserve"> input. </w:t>
-      </w:r>
-      <w:r>
-        <w:rPr>
-          <w:b/>
-          <w:i w:val="0"/>
-        </w:rPr>
-        <w:t>[2]</w:t>
-      </w:r>
-      <w:r>
-        <w:rPr>
-          <w:b w:val="0"/>
-          <w:i w:val="0"/>
-        </w:rPr>
-        <w:t xml:space="preserve"> (AO1)</w:t>
-      </w:r>
-    </w:p>
-    <w:p>
-      <w:pPr>
-        <w:spacing w:before="260"/>
-        <w:pBdr>
-          <w:bottom w:val="single" w:sz="4" w:space="1" w:color="AAB4C0"/>
-        </w:pBdr>
-      </w:pPr>
-    </w:p>
-    <w:p>
-      <w:pPr>
-        <w:spacing w:before="260"/>
-        <w:pBdr>
-          <w:bottom w:val="single" w:sz="4" w:space="1" w:color="AAB4C0"/>
-        </w:pBdr>
-      </w:pPr>
-    </w:p>
-    <w:p>
-      <w:pPr>
-        <w:spacing w:before="260"/>
-        <w:pBdr>
-          <w:bottom w:val="single" w:sz="4" w:space="1" w:color="AAB4C0"/>
-        </w:pBdr>
-      </w:pPr>
-    </w:p>
-    <w:p>
-      <w:r>
-        <w:rPr>
-          <w:rFonts w:ascii="Consolas" w:hAnsi="Consolas"/>
-          <w:b w:val="0"/>
-          <w:i w:val="0"/>
-          <w:sz w:val="19"/>
-        </w:rPr>
-        <w:t>_______________________________________________________________</w:t>
-      </w:r>
-    </w:p>
-    <w:p>
-      <w:r>
-        <w:rPr>
-          <w:rFonts w:ascii="Consolas" w:hAnsi="Consolas"/>
-          <w:b w:val="0"/>
-          <w:i w:val="0"/>
-          <w:sz w:val="19"/>
-        </w:rPr>
-        <w:t>_______________________________________________________________</w:t>
-      </w:r>
-    </w:p>
-    <w:p>
-      <w:r>
-        <w:rPr>
-          <w:b/>
-          <w:i w:val="0"/>
-        </w:rPr>
-        <w:t>Q7</w:t>
-      </w:r>
-      <w:r>
-        <w:rPr>
-          <w:b w:val="0"/>
-          <w:i w:val="0"/>
-        </w:rPr>
-        <w:t xml:space="preserve"> An online game stores each player's high score. Player names (the keys) are stored in a </w:t>
-      </w:r>
-      <w:r>
-        <w:rPr>
-          <w:b/>
-          <w:i w:val="0"/>
-        </w:rPr>
-        <w:t>hash table</w:t>
-      </w:r>
-      <w:r>
-        <w:rPr>
-          <w:b w:val="0"/>
-          <w:i w:val="0"/>
-        </w:rPr>
-        <w:t xml:space="preserve"> so that a player's score can be found quickly.</w:t>
-      </w:r>
-    </w:p>
-    <w:p>
-      <w:r>
-        <w:rPr>
-          <w:b w:val="0"/>
-          <w:i w:val="0"/>
-        </w:rPr>
-        <w:t xml:space="preserve">Explain how the hash table is used to </w:t>
-      </w:r>
-      <w:r>
-        <w:rPr>
-          <w:b/>
-          <w:i w:val="0"/>
-        </w:rPr>
-        <w:t>store</w:t>
-      </w:r>
-      <w:r>
-        <w:rPr>
-          <w:b w:val="0"/>
-          <w:i w:val="0"/>
-        </w:rPr>
-        <w:t xml:space="preserve"> and </w:t>
-      </w:r>
-      <w:r>
-        <w:rPr>
-          <w:b/>
-          <w:i w:val="0"/>
-        </w:rPr>
-        <w:t>retrieve</w:t>
-      </w:r>
-      <w:r>
-        <w:rPr>
-          <w:b w:val="0"/>
-          <w:i w:val="0"/>
-        </w:rPr>
-        <w:t xml:space="preserve"> a player's score, and what happens when a </w:t>
-      </w:r>
-      <w:r>
-        <w:rPr>
-          <w:b/>
-          <w:i w:val="0"/>
-        </w:rPr>
-        <w:t>collision</w:t>
-      </w:r>
-      <w:r>
-        <w:rPr>
-          <w:b w:val="0"/>
-          <w:i w:val="0"/>
-        </w:rPr>
-        <w:t xml:space="preserve"> occurs. </w:t>
-      </w:r>
-      <w:r>
-        <w:rPr>
-          <w:b/>
-          <w:i w:val="0"/>
-        </w:rPr>
-        <w:t>[4]</w:t>
-      </w:r>
-      <w:r>
-        <w:rPr>
-          <w:b w:val="0"/>
-          <w:i w:val="0"/>
-        </w:rPr>
-        <w:t xml:space="preserve"> (AO2)</w:t>
-      </w:r>
-    </w:p>
-    <w:p>
-      <w:pPr>
-        <w:spacing w:before="260"/>
-        <w:pBdr>
-          <w:bottom w:val="single" w:sz="4" w:space="1" w:color="AAB4C0"/>
-        </w:pBdr>
-      </w:pPr>
-    </w:p>
-    <w:p>
-      <w:pPr>
-        <w:spacing w:before="260"/>
-        <w:pBdr>
-          <w:bottom w:val="single" w:sz="4" w:space="1" w:color="AAB4C0"/>
-        </w:pBdr>
-      </w:pPr>
-    </w:p>
-    <w:p>
-      <w:pPr>
-        <w:spacing w:before="260"/>
-        <w:pBdr>
-          <w:bottom w:val="single" w:sz="4" w:space="1" w:color="AAB4C0"/>
-        </w:pBdr>
-      </w:pPr>
-    </w:p>
-    <w:p>
-      <w:pPr>
-        <w:spacing w:before="260"/>
-        <w:pBdr>
-          <w:bottom w:val="single" w:sz="4" w:space="1" w:color="AAB4C0"/>
-        </w:pBdr>
-      </w:pPr>
-    </w:p>
-    <w:p>
-      <w:pPr>
-        <w:spacing w:before="260"/>
-        <w:pBdr>
-          <w:bottom w:val="single" w:sz="4" w:space="1" w:color="AAB4C0"/>
-        </w:pBdr>
-      </w:pPr>
-    </w:p>
-    <w:p>
-      <w:pPr>
-        <w:spacing w:before="260"/>
-        <w:pBdr>
-          <w:bottom w:val="single" w:sz="4" w:space="1" w:color="AAB4C0"/>
-        </w:pBdr>
-      </w:pPr>
-    </w:p>
+    <w:tbl>
+      <w:tblPr>
+        <w:tblStyle w:val="TableGrid"/>
+        <w:tblW w:type="auto" w:w="0"/>
+        <w:tblLook w:firstColumn="1" w:firstRow="1" w:lastColumn="0" w:lastRow="0" w:noHBand="0" w:noVBand="1" w:val="04A0"/>
+      </w:tblPr>
+      <w:tblGrid>
+        <w:gridCol w:w="8640"/>
+      </w:tblGrid>
+      <w:tr>
+        <w:trPr>
+          <w:trHeight w:val="2040" w:hRule="atLeast"/>
+        </w:trPr>
+        <w:tc>
+          <w:tcPr>
+            <w:tcW w:type="dxa" w:w="8640"/>
+          </w:tcPr>
+          <w:p>
+            <w:pPr>
+              <w:spacing w:before="40"/>
+            </w:pPr>
+          </w:p>
+        </w:tc>
+      </w:tr>
+    </w:tbl>
+    <w:p/>
     <w:p>
       <w:r>
         <w:rPr>
@@ -6145,102 +6113,32 @@
         <w:t xml:space="preserve"> (AO3)</w:t>
       </w:r>
     </w:p>
-    <w:p>
-      <w:pPr>
-        <w:spacing w:before="260"/>
-        <w:pBdr>
-          <w:bottom w:val="single" w:sz="4" w:space="1" w:color="AAB4C0"/>
-        </w:pBdr>
-      </w:pPr>
-    </w:p>
-    <w:p>
-      <w:pPr>
-        <w:spacing w:before="260"/>
-        <w:pBdr>
-          <w:bottom w:val="single" w:sz="4" w:space="1" w:color="AAB4C0"/>
-        </w:pBdr>
-      </w:pPr>
-    </w:p>
-    <w:p>
-      <w:pPr>
-        <w:spacing w:before="260"/>
-        <w:pBdr>
-          <w:bottom w:val="single" w:sz="4" w:space="1" w:color="AAB4C0"/>
-        </w:pBdr>
-      </w:pPr>
-    </w:p>
-    <w:p>
-      <w:pPr>
-        <w:spacing w:before="260"/>
-        <w:pBdr>
-          <w:bottom w:val="single" w:sz="4" w:space="1" w:color="AAB4C0"/>
-        </w:pBdr>
-      </w:pPr>
-    </w:p>
-    <w:p>
-      <w:pPr>
-        <w:spacing w:before="260"/>
-        <w:pBdr>
-          <w:bottom w:val="single" w:sz="4" w:space="1" w:color="AAB4C0"/>
-        </w:pBdr>
-      </w:pPr>
-    </w:p>
-    <w:p>
-      <w:pPr>
-        <w:spacing w:before="260"/>
-        <w:pBdr>
-          <w:bottom w:val="single" w:sz="4" w:space="1" w:color="AAB4C0"/>
-        </w:pBdr>
-      </w:pPr>
-    </w:p>
-    <w:p>
-      <w:pPr>
-        <w:spacing w:before="260"/>
-        <w:pBdr>
-          <w:bottom w:val="single" w:sz="4" w:space="1" w:color="AAB4C0"/>
-        </w:pBdr>
-      </w:pPr>
-    </w:p>
-    <w:p>
-      <w:pPr>
-        <w:spacing w:before="260"/>
-        <w:pBdr>
-          <w:bottom w:val="single" w:sz="4" w:space="1" w:color="AAB4C0"/>
-        </w:pBdr>
-      </w:pPr>
-    </w:p>
-    <w:p>
-      <w:pPr>
-        <w:spacing w:before="260"/>
-        <w:pBdr>
-          <w:bottom w:val="single" w:sz="4" w:space="1" w:color="AAB4C0"/>
-        </w:pBdr>
-      </w:pPr>
-    </w:p>
-    <w:p>
-      <w:pPr>
-        <w:spacing w:before="260"/>
-        <w:pBdr>
-          <w:bottom w:val="single" w:sz="4" w:space="1" w:color="AAB4C0"/>
-        </w:pBdr>
-      </w:pPr>
-    </w:p>
-    <w:p>
-      <w:pPr>
-        <w:spacing w:before="260"/>
-        <w:pBdr>
-          <w:bottom w:val="single" w:sz="4" w:space="1" w:color="AAB4C0"/>
-        </w:pBdr>
-      </w:pPr>
-    </w:p>
-    <w:p>
-      <w:pPr>
-        <w:spacing w:before="260"/>
-        <w:pBdr>
-          <w:bottom w:val="single" w:sz="4" w:space="1" w:color="AAB4C0"/>
-        </w:pBdr>
-      </w:pPr>
-    </w:p>
+    <w:tbl>
+      <w:tblPr>
+        <w:tblStyle w:val="TableGrid"/>
+        <w:tblW w:type="auto" w:w="0"/>
+        <w:tblLook w:firstColumn="1" w:firstRow="1" w:lastColumn="0" w:lastRow="0" w:noHBand="0" w:noVBand="1" w:val="04A0"/>
+      </w:tblPr>
+      <w:tblGrid>
+        <w:gridCol w:w="8640"/>
+      </w:tblGrid>
+      <w:tr>
+        <w:trPr>
+          <w:trHeight w:val="4080" w:hRule="atLeast"/>
+        </w:trPr>
+        <w:tc>
+          <w:tcPr>
+            <w:tcW w:type="dxa" w:w="8640"/>
+          </w:tcPr>
+          <w:p>
+            <w:pPr>
+              <w:spacing w:before="40"/>
+            </w:pPr>
+          </w:p>
+        </w:tc>
+      </w:tr>
+    </w:tbl>
+    <w:p/>
     <w:p>
       <w:r>
         <w:rPr>
